--- a/contributors/kemmy-kk-web/report/AI_Assistant_Project_Report (1).docx
+++ b/contributors/kemmy-kk-web/report/AI_Assistant_Project_Report (1).docx
@@ -1,6 +1,6 @@
 
 <file path=word/document.xml><?xml version="1.0" encoding="utf-8"?>
-<w:document xmlns:wpc="http://schemas.microsoft.com/office/word/2010/wordprocessingCanvas" xmlns:mc="http://schemas.openxmlformats.org/markup-compatibility/2006" xmlns:o="urn:schemas-microsoft-com:office:office" xmlns:r="http://schemas.openxmlformats.org/officeDocument/2006/relationships" xmlns:m="http://schemas.openxmlformats.org/officeDocument/2006/math" xmlns:v="urn:schemas-microsoft-com:vml" xmlns:wp14="http://schemas.microsoft.com/office/word/2010/wordprocessingDrawing" xmlns:wp="http://schemas.openxmlformats.org/drawingml/2006/wordprocessingDrawing" xmlns:w10="urn:schemas-microsoft-com:office:word" xmlns:w="http://schemas.openxmlformats.org/wordprocessingml/2006/main" xmlns:w14="http://schemas.microsoft.com/office/word/2010/wordml" xmlns:w15="http://schemas.microsoft.com/office/word/2012/wordml" xmlns:wpg="http://schemas.microsoft.com/office/word/2010/wordprocessingGroup" xmlns:wpi="http://schemas.microsoft.com/office/word/2010/wordprocessingInk" xmlns:wne="http://schemas.microsoft.com/office/word/2006/wordml" xmlns:wps="http://schemas.microsoft.com/office/word/2010/wordprocessingShape" xmlns:cx="http://schemas.microsoft.com/office/drawing/2014/chartex" xmlns:cx1="http://schemas.microsoft.com/office/drawing/2015/9/8/chartex" xmlns:cx2="http://schemas.microsoft.com/office/drawing/2015/10/21/chartex" xmlns:cx3="http://schemas.microsoft.com/office/drawing/2016/5/9/chartex" xmlns:cx4="http://schemas.microsoft.com/office/drawing/2016/5/10/chartex" xmlns:cx5="http://schemas.microsoft.com/office/drawing/2016/5/11/chartex" xmlns:cx6="http://schemas.microsoft.com/office/drawing/2016/5/12/chartex" xmlns:cx7="http://schemas.microsoft.com/office/drawing/2016/5/13/chartex" xmlns:cx8="http://schemas.microsoft.com/office/drawing/2016/5/14/chartex" xmlns:aink="http://schemas.microsoft.com/office/drawing/2016/ink" xmlns:am3d="http://schemas.microsoft.com/office/drawing/2017/model3d" xmlns:w16cex="http://schemas.microsoft.com/office/word/2018/wordml/cex" xmlns:w16cid="http://schemas.microsoft.com/office/word/2016/wordml/cid" xmlns:w16="http://schemas.microsoft.com/office/word/2018/wordml" xmlns:w16sdtdh="http://schemas.microsoft.com/office/word/2020/wordml/sdtdatahash" xmlns:w16se="http://schemas.microsoft.com/office/word/2015/wordml/symex" mc:Ignorable="w14 w15 wp14">
+<w:document xmlns:wpc="http://schemas.microsoft.com/office/word/2010/wordprocessingCanvas" xmlns:cx="http://schemas.microsoft.com/office/drawing/2014/chartex" xmlns:cx1="http://schemas.microsoft.com/office/drawing/2015/9/8/chartex" xmlns:cx2="http://schemas.microsoft.com/office/drawing/2015/10/21/chartex" xmlns:cx3="http://schemas.microsoft.com/office/drawing/2016/5/9/chartex" xmlns:cx4="http://schemas.microsoft.com/office/drawing/2016/5/10/chartex" xmlns:cx5="http://schemas.microsoft.com/office/drawing/2016/5/11/chartex" xmlns:cx6="http://schemas.microsoft.com/office/drawing/2016/5/12/chartex" xmlns:cx7="http://schemas.microsoft.com/office/drawing/2016/5/13/chartex" xmlns:cx8="http://schemas.microsoft.com/office/drawing/2016/5/14/chartex" xmlns:mc="http://schemas.openxmlformats.org/markup-compatibility/2006" xmlns:aink="http://schemas.microsoft.com/office/drawing/2016/ink" xmlns:am3d="http://schemas.microsoft.com/office/drawing/2017/model3d" xmlns:o="urn:schemas-microsoft-com:office:office" xmlns:r="http://schemas.openxmlformats.org/officeDocument/2006/relationships" xmlns:m="http://schemas.openxmlformats.org/officeDocument/2006/math" xmlns:v="urn:schemas-microsoft-com:vml" xmlns:wp14="http://schemas.microsoft.com/office/word/2010/wordprocessingDrawing" xmlns:wp="http://schemas.openxmlformats.org/drawingml/2006/wordprocessingDrawing" xmlns:w10="urn:schemas-microsoft-com:office:word" xmlns:w="http://schemas.openxmlformats.org/wordprocessingml/2006/main" xmlns:w14="http://schemas.microsoft.com/office/word/2010/wordml" xmlns:w15="http://schemas.microsoft.com/office/word/2012/wordml" xmlns:w16cex="http://schemas.microsoft.com/office/word/2018/wordml/cex" xmlns:w16cid="http://schemas.microsoft.com/office/word/2016/wordml/cid" xmlns:w16="http://schemas.microsoft.com/office/word/2018/wordml" xmlns:w16sdtdh="http://schemas.microsoft.com/office/word/2020/wordml/sdtdatahash" xmlns:w16se="http://schemas.microsoft.com/office/word/2015/wordml/symex" xmlns:wpg="http://schemas.microsoft.com/office/word/2010/wordprocessingGroup" xmlns:wpi="http://schemas.microsoft.com/office/word/2010/wordprocessingInk" xmlns:wne="http://schemas.microsoft.com/office/word/2006/wordml" xmlns:wps="http://schemas.microsoft.com/office/word/2010/wordprocessingShape" mc:Ignorable="w14 w15 w16se w16cid w16 w16cex w16sdtdh wp14">
   <w:body>
     <w:p>
       <w:pPr>
@@ -19,12 +19,12 @@
           <w:sz w:val="44"/>
           <w:szCs w:val="44"/>
         </w:rPr>
-        <w:t xml:space="preserve">AI ASSISTANT PROJECT</w:t>
-      </w:r>
-    </w:p>
-    <w:p>
-      <w:pPr>
-        <w:spacing w:after="160" w:before="160"/>
+        <w:t>AI ASSISTANT PROJECT</w:t>
+      </w:r>
+    </w:p>
+    <w:p>
+      <w:pPr>
+        <w:spacing w:before="160" w:after="160"/>
         <w:jc w:val="center"/>
       </w:pPr>
       <w:r>
@@ -33,13 +33,31 @@
           <w:sz w:val="24"/>
           <w:szCs w:val="24"/>
         </w:rPr>
-        <w:t xml:space="preserve">A Qwen-Based AI Assistant Setup (Early-Stage Configuration)</w:t>
+        <w:t xml:space="preserve">A </w:t>
+      </w:r>
+      <w:proofErr w:type="spellStart"/>
+      <w:r>
+        <w:rPr>
+          <w:color w:val="1F2937"/>
+          <w:sz w:val="24"/>
+          <w:szCs w:val="24"/>
+        </w:rPr>
+        <w:t>Qwen</w:t>
+      </w:r>
+      <w:proofErr w:type="spellEnd"/>
+      <w:r>
+        <w:rPr>
+          <w:color w:val="1F2937"/>
+          <w:sz w:val="24"/>
+          <w:szCs w:val="24"/>
+        </w:rPr>
+        <w:t>-Based AI Assistant Setup (Early-Stage Configuration)</w:t>
       </w:r>
     </w:p>
     <w:p>
       <w:pPr>
         <w:pBdr>
-          <w:top w:val="single" w:color="2C5F8A" w:sz="6" w:space="8"/>
+          <w:top w:val="single" w:sz="6" w:space="8" w:color="2C5F8A"/>
         </w:pBdr>
         <w:jc w:val="center"/>
       </w:pPr>
@@ -54,10 +72,8 @@
           <w:i/>
           <w:iCs/>
           <w:color w:val="6B7280"/>
-          <w:sz w:val="20"/>
-          <w:szCs w:val="20"/>
-        </w:rPr>
-        <w:t xml:space="preserve">Project Report</w:t>
+        </w:rPr>
+        <w:t>Project Report</w:t>
       </w:r>
     </w:p>
     <w:p>
@@ -71,12 +87,30 @@
           <w:sz w:val="22"/>
           <w:szCs w:val="22"/>
         </w:rPr>
-        <w:t xml:space="preserve">Prepared by: Bongkiyung Kelly</w:t>
-      </w:r>
-    </w:p>
-    <w:p>
-      <w:pPr>
-        <w:spacing w:after="300" w:before="80"/>
+        <w:t xml:space="preserve">Prepared by: </w:t>
+      </w:r>
+      <w:proofErr w:type="spellStart"/>
+      <w:r>
+        <w:rPr>
+          <w:color w:val="1F2937"/>
+          <w:sz w:val="22"/>
+          <w:szCs w:val="22"/>
+        </w:rPr>
+        <w:t>Bongkiyung</w:t>
+      </w:r>
+      <w:proofErr w:type="spellEnd"/>
+      <w:r>
+        <w:rPr>
+          <w:color w:val="1F2937"/>
+          <w:sz w:val="22"/>
+          <w:szCs w:val="22"/>
+        </w:rPr>
+        <w:t xml:space="preserve"> Kelly</w:t>
+      </w:r>
+    </w:p>
+    <w:p>
+      <w:pPr>
+        <w:spacing w:before="80" w:after="300"/>
         <w:jc w:val="center"/>
       </w:pPr>
       <w:r>
@@ -85,16 +119,34 @@
           <w:sz w:val="22"/>
           <w:szCs w:val="22"/>
         </w:rPr>
-        <w:t xml:space="preserve">Supervisor: Fonyuy Gita</w:t>
+        <w:t xml:space="preserve">Supervisor: </w:t>
+      </w:r>
+      <w:proofErr w:type="spellStart"/>
+      <w:r>
+        <w:rPr>
+          <w:color w:val="1F2937"/>
+          <w:sz w:val="22"/>
+          <w:szCs w:val="22"/>
+        </w:rPr>
+        <w:t>Fonyuy</w:t>
+      </w:r>
+      <w:proofErr w:type="spellEnd"/>
+      <w:r>
+        <w:rPr>
+          <w:color w:val="1F2937"/>
+          <w:sz w:val="22"/>
+          <w:szCs w:val="22"/>
+        </w:rPr>
+        <w:t xml:space="preserve"> Gita</w:t>
       </w:r>
     </w:p>
     <w:p>
       <w:pPr>
         <w:pStyle w:val="Heading1"/>
         <w:pBdr>
-          <w:bottom w:val="single" w:color="2C5F8A" w:sz="8" w:space="4"/>
+          <w:bottom w:val="single" w:sz="8" w:space="4" w:color="2C5F8A"/>
         </w:pBdr>
-        <w:spacing w:after="160" w:before="320"/>
+        <w:spacing w:before="320" w:after="160"/>
       </w:pPr>
       <w:r>
         <w:rPr>
@@ -104,42 +156,94 @@
           <w:sz w:val="28"/>
           <w:szCs w:val="28"/>
         </w:rPr>
-        <w:t xml:space="preserve">1. Topic</w:t>
-      </w:r>
-    </w:p>
-    <w:p>
-      <w:pPr>
-        <w:spacing w:after="140" w:line="268"/>
-      </w:pPr>
-      <w:r>
-        <w:rPr>
-          <w:color w:val="1F2937"/>
-          <w:sz w:val="22"/>
-          <w:szCs w:val="22"/>
-        </w:rPr>
-        <w:t xml:space="preserve">This project is an early setup for an AI assistant. The code so far prepares a connection to one AI language model, Qwen, accessed through Groq, and sets a temperature value that controls how varied the model's answers will be. A separate file holds the secret keys the project will need to talk to outside AI services.</w:t>
-      </w:r>
-    </w:p>
-    <w:p>
-      <w:pPr>
-        <w:spacing w:after="140" w:line="268"/>
-      </w:pPr>
-      <w:r>
-        <w:rPr>
-          <w:color w:val="1F2937"/>
-          <w:sz w:val="22"/>
-          <w:szCs w:val="22"/>
-        </w:rPr>
-        <w:t xml:space="preserve">This report is based only on the files shared for this round: config.py and _env. No web page or application file was included this time, so this report does not assume any interface exists beyond what these two files show.</w:t>
+        <w:t>1. Topic</w:t>
+      </w:r>
+    </w:p>
+    <w:p>
+      <w:pPr>
+        <w:spacing w:after="140" w:line="268" w:lineRule="auto"/>
+      </w:pPr>
+      <w:r>
+        <w:rPr>
+          <w:color w:val="1F2937"/>
+          <w:sz w:val="22"/>
+          <w:szCs w:val="22"/>
+        </w:rPr>
+        <w:t xml:space="preserve">This project is an early setup for an AI assistant. The code so far prepares a connection to one AI language model, </w:t>
+      </w:r>
+      <w:proofErr w:type="spellStart"/>
+      <w:r>
+        <w:rPr>
+          <w:color w:val="1F2937"/>
+          <w:sz w:val="22"/>
+          <w:szCs w:val="22"/>
+        </w:rPr>
+        <w:t>Qwen</w:t>
+      </w:r>
+      <w:proofErr w:type="spellEnd"/>
+      <w:r>
+        <w:rPr>
+          <w:color w:val="1F2937"/>
+          <w:sz w:val="22"/>
+          <w:szCs w:val="22"/>
+        </w:rPr>
+        <w:t xml:space="preserve">, accessed through </w:t>
+      </w:r>
+      <w:proofErr w:type="spellStart"/>
+      <w:r>
+        <w:rPr>
+          <w:color w:val="1F2937"/>
+          <w:sz w:val="22"/>
+          <w:szCs w:val="22"/>
+        </w:rPr>
+        <w:t>Groq</w:t>
+      </w:r>
+      <w:proofErr w:type="spellEnd"/>
+      <w:r>
+        <w:rPr>
+          <w:color w:val="1F2937"/>
+          <w:sz w:val="22"/>
+          <w:szCs w:val="22"/>
+        </w:rPr>
+        <w:t>, and sets a temperature value that controls how varied the model's answers will be. A separate file holds the se</w:t>
+      </w:r>
+      <w:r>
+        <w:rPr>
+          <w:color w:val="1F2937"/>
+          <w:sz w:val="22"/>
+          <w:szCs w:val="22"/>
+        </w:rPr>
+        <w:t>cret keys the project will need to talk to outside AI services.</w:t>
+      </w:r>
+    </w:p>
+    <w:p>
+      <w:pPr>
+        <w:spacing w:after="140" w:line="268" w:lineRule="auto"/>
+      </w:pPr>
+      <w:r>
+        <w:rPr>
+          <w:color w:val="1F2937"/>
+          <w:sz w:val="22"/>
+          <w:szCs w:val="22"/>
+        </w:rPr>
+        <w:t>This report is based only on the files shared for this round: config.py and _env. No web page or application file was included this time, so this report does not assume any interface exists be</w:t>
+      </w:r>
+      <w:r>
+        <w:rPr>
+          <w:color w:val="1F2937"/>
+          <w:sz w:val="22"/>
+          <w:szCs w:val="22"/>
+        </w:rPr>
+        <w:t>yond what these two files show.</w:t>
       </w:r>
     </w:p>
     <w:p>
       <w:pPr>
         <w:pStyle w:val="Heading1"/>
         <w:pBdr>
-          <w:bottom w:val="single" w:color="2C5F8A" w:sz="8" w:space="4"/>
+          <w:bottom w:val="single" w:sz="8" w:space="4" w:color="2C5F8A"/>
         </w:pBdr>
-        <w:spacing w:after="160" w:before="320"/>
+        <w:spacing w:before="320" w:after="160"/>
       </w:pPr>
       <w:r>
         <w:rPr>
@@ -149,29 +253,73 @@
           <w:sz w:val="28"/>
           <w:szCs w:val="28"/>
         </w:rPr>
-        <w:t xml:space="preserve">2. Problem Statement</w:t>
-      </w:r>
-    </w:p>
-    <w:p>
-      <w:pPr>
-        <w:spacing w:after="140" w:line="268"/>
-      </w:pPr>
-      <w:r>
-        <w:rPr>
-          <w:color w:val="1F2937"/>
-          <w:sz w:val="22"/>
-          <w:szCs w:val="22"/>
-        </w:rPr>
-        <w:t xml:space="preserve">The files provided do not yet contain any application logic, so the exact problem this assistant is meant to solve cannot be confirmed from the code alone. Based on the presence of a Groq-hosted Qwen model and a temperature setting, the project is likely working towards a chat-style AI assistant. However, there is no working feature yet to point to, so this report describes only what currently exists.</w:t>
+        <w:t>2. Problem Statement</w:t>
+      </w:r>
+    </w:p>
+    <w:p>
+      <w:pPr>
+        <w:spacing w:after="140" w:line="268" w:lineRule="auto"/>
+      </w:pPr>
+      <w:r>
+        <w:rPr>
+          <w:color w:val="1F2937"/>
+          <w:sz w:val="22"/>
+          <w:szCs w:val="22"/>
+        </w:rPr>
+        <w:t xml:space="preserve">The files provided do not yet contain any application logic, so the exact problem this assistant is meant to solve cannot be confirmed from the code alone. Based on the presence of a </w:t>
+      </w:r>
+      <w:proofErr w:type="spellStart"/>
+      <w:r>
+        <w:rPr>
+          <w:color w:val="1F2937"/>
+          <w:sz w:val="22"/>
+          <w:szCs w:val="22"/>
+        </w:rPr>
+        <w:t>Groq</w:t>
+      </w:r>
+      <w:proofErr w:type="spellEnd"/>
+      <w:r>
+        <w:rPr>
+          <w:color w:val="1F2937"/>
+          <w:sz w:val="22"/>
+          <w:szCs w:val="22"/>
+        </w:rPr>
+        <w:t xml:space="preserve">-hosted </w:t>
+      </w:r>
+      <w:proofErr w:type="spellStart"/>
+      <w:r>
+        <w:rPr>
+          <w:color w:val="1F2937"/>
+          <w:sz w:val="22"/>
+          <w:szCs w:val="22"/>
+        </w:rPr>
+        <w:t>Qwen</w:t>
+      </w:r>
+      <w:proofErr w:type="spellEnd"/>
+      <w:r>
+        <w:rPr>
+          <w:color w:val="1F2937"/>
+          <w:sz w:val="22"/>
+          <w:szCs w:val="22"/>
+        </w:rPr>
+        <w:t xml:space="preserve"> mod</w:t>
+      </w:r>
+      <w:r>
+        <w:rPr>
+          <w:color w:val="1F2937"/>
+          <w:sz w:val="22"/>
+          <w:szCs w:val="22"/>
+        </w:rPr>
+        <w:t>el and a temperature setting, the project is likely working towards a chat-style AI assistant. However, there is no working feature yet to point to, so this report describes only what currently exists.</w:t>
       </w:r>
     </w:p>
     <w:p>
       <w:pPr>
         <w:pStyle w:val="Heading1"/>
         <w:pBdr>
-          <w:bottom w:val="single" w:color="2C5F8A" w:sz="8" w:space="4"/>
+          <w:bottom w:val="single" w:sz="8" w:space="4" w:color="2C5F8A"/>
         </w:pBdr>
-        <w:spacing w:after="160" w:before="320"/>
+        <w:spacing w:before="320" w:after="160"/>
       </w:pPr>
       <w:r>
         <w:rPr>
@@ -181,20 +329,28 @@
           <w:sz w:val="28"/>
           <w:szCs w:val="28"/>
         </w:rPr>
-        <w:t xml:space="preserve">3. Proposed Solution</w:t>
-      </w:r>
-    </w:p>
-    <w:p>
-      <w:pPr>
-        <w:spacing w:after="140" w:line="268"/>
-      </w:pPr>
-      <w:r>
-        <w:rPr>
-          <w:color w:val="1F2937"/>
-          <w:sz w:val="22"/>
-          <w:szCs w:val="22"/>
-        </w:rPr>
-        <w:t xml:space="preserve">Based on the two files shared, the direction so far is:</w:t>
+        <w:t>3. Proposed Solution</w:t>
+      </w:r>
+    </w:p>
+    <w:p>
+      <w:pPr>
+        <w:spacing w:after="140" w:line="268" w:lineRule="auto"/>
+      </w:pPr>
+      <w:r>
+        <w:rPr>
+          <w:color w:val="1F2937"/>
+          <w:sz w:val="22"/>
+          <w:szCs w:val="22"/>
+        </w:rPr>
+        <w:t>Based on the two files shared, th</w:t>
+      </w:r>
+      <w:r>
+        <w:rPr>
+          <w:color w:val="1F2937"/>
+          <w:sz w:val="22"/>
+          <w:szCs w:val="22"/>
+        </w:rPr>
+        <w:t>e direction so far is:</w:t>
       </w:r>
     </w:p>
     <w:p>
@@ -212,7 +368,43 @@
           <w:sz w:val="22"/>
           <w:szCs w:val="22"/>
         </w:rPr>
-        <w:t xml:space="preserve">Use one AI model, Qwen, hosted on Groq, as the assistant's language model.</w:t>
+        <w:t xml:space="preserve">Use one AI model, </w:t>
+      </w:r>
+      <w:proofErr w:type="spellStart"/>
+      <w:r>
+        <w:rPr>
+          <w:color w:val="1F2937"/>
+          <w:sz w:val="22"/>
+          <w:szCs w:val="22"/>
+        </w:rPr>
+        <w:t>Qwen</w:t>
+      </w:r>
+      <w:proofErr w:type="spellEnd"/>
+      <w:r>
+        <w:rPr>
+          <w:color w:val="1F2937"/>
+          <w:sz w:val="22"/>
+          <w:szCs w:val="22"/>
+        </w:rPr>
+        <w:t xml:space="preserve">, hosted on </w:t>
+      </w:r>
+      <w:proofErr w:type="spellStart"/>
+      <w:r>
+        <w:rPr>
+          <w:color w:val="1F2937"/>
+          <w:sz w:val="22"/>
+          <w:szCs w:val="22"/>
+        </w:rPr>
+        <w:t>Groq</w:t>
+      </w:r>
+      <w:proofErr w:type="spellEnd"/>
+      <w:r>
+        <w:rPr>
+          <w:color w:val="1F2937"/>
+          <w:sz w:val="22"/>
+          <w:szCs w:val="22"/>
+        </w:rPr>
+        <w:t>, as the assistant's language model.</w:t>
       </w:r>
     </w:p>
     <w:p>
@@ -230,7 +422,7 @@
           <w:sz w:val="22"/>
           <w:szCs w:val="22"/>
         </w:rPr>
-        <w:t xml:space="preserve">Control response variety with a default temperature value (0.5).</w:t>
+        <w:t>Control response variety with a default temperature value (0.5).</w:t>
       </w:r>
     </w:p>
     <w:p>
@@ -248,29 +440,81 @@
           <w:sz w:val="22"/>
           <w:szCs w:val="22"/>
         </w:rPr>
-        <w:t xml:space="preserve">Keep secret API keys in a separate file (_env), instead of writing them directly into the code.</w:t>
-      </w:r>
-    </w:p>
-    <w:p>
-      <w:pPr>
-        <w:spacing w:after="140" w:line="268"/>
-      </w:pPr>
-      <w:r>
-        <w:rPr>
-          <w:color w:val="1F2937"/>
-          <w:sz w:val="22"/>
-          <w:szCs w:val="22"/>
-        </w:rPr>
-        <w:t xml:space="preserve">The config.py file also imports Python's built-in os module, which is normally used to read values like API keys from the environment. However, os is not yet used anywhere in the file, so the keys in _env are not yet actually being loaded or connected to the rest of the code.</w:t>
+        <w:t>Keep secret API keys in a separate file (_env), instead of writing them directly into the cod</w:t>
+      </w:r>
+      <w:r>
+        <w:rPr>
+          <w:color w:val="1F2937"/>
+          <w:sz w:val="22"/>
+          <w:szCs w:val="22"/>
+        </w:rPr>
+        <w:t>e.</w:t>
+      </w:r>
+    </w:p>
+    <w:p>
+      <w:pPr>
+        <w:spacing w:after="140" w:line="268" w:lineRule="auto"/>
+      </w:pPr>
+      <w:r>
+        <w:rPr>
+          <w:color w:val="1F2937"/>
+          <w:sz w:val="22"/>
+          <w:szCs w:val="22"/>
+        </w:rPr>
+        <w:t xml:space="preserve">The config.py file also imports Python's built-in </w:t>
+      </w:r>
+      <w:proofErr w:type="spellStart"/>
+      <w:r>
+        <w:rPr>
+          <w:color w:val="1F2937"/>
+          <w:sz w:val="22"/>
+          <w:szCs w:val="22"/>
+        </w:rPr>
+        <w:t>os</w:t>
+      </w:r>
+      <w:proofErr w:type="spellEnd"/>
+      <w:r>
+        <w:rPr>
+          <w:color w:val="1F2937"/>
+          <w:sz w:val="22"/>
+          <w:szCs w:val="22"/>
+        </w:rPr>
+        <w:t xml:space="preserve"> module, which is normally used to read values like API keys from the environment. However, </w:t>
+      </w:r>
+      <w:proofErr w:type="spellStart"/>
+      <w:r>
+        <w:rPr>
+          <w:color w:val="1F2937"/>
+          <w:sz w:val="22"/>
+          <w:szCs w:val="22"/>
+        </w:rPr>
+        <w:t>os</w:t>
+      </w:r>
+      <w:proofErr w:type="spellEnd"/>
+      <w:r>
+        <w:rPr>
+          <w:color w:val="1F2937"/>
+          <w:sz w:val="22"/>
+          <w:szCs w:val="22"/>
+        </w:rPr>
+        <w:t xml:space="preserve"> is not yet used anywhere in the file, so the keys in _env are not yet actually being loaded or connected t</w:t>
+      </w:r>
+      <w:r>
+        <w:rPr>
+          <w:color w:val="1F2937"/>
+          <w:sz w:val="22"/>
+          <w:szCs w:val="22"/>
+        </w:rPr>
+        <w:t>o the rest of the code.</w:t>
       </w:r>
     </w:p>
     <w:p>
       <w:pPr>
         <w:pStyle w:val="Heading1"/>
         <w:pBdr>
-          <w:bottom w:val="single" w:color="2C5F8A" w:sz="8" w:space="4"/>
+          <w:bottom w:val="single" w:sz="8" w:space="4" w:color="2C5F8A"/>
         </w:pBdr>
-        <w:spacing w:after="160" w:before="320"/>
+        <w:spacing w:before="320" w:after="160"/>
       </w:pPr>
       <w:r>
         <w:rPr>
@@ -280,20 +524,20 @@
           <w:sz w:val="28"/>
           <w:szCs w:val="28"/>
         </w:rPr>
-        <w:t xml:space="preserve">4. Implementation Details</w:t>
-      </w:r>
-    </w:p>
-    <w:p>
-      <w:pPr>
-        <w:spacing w:after="140" w:line="268"/>
-      </w:pPr>
-      <w:r>
-        <w:rPr>
-          <w:color w:val="1F2937"/>
-          <w:sz w:val="22"/>
-          <w:szCs w:val="22"/>
-        </w:rPr>
-        <w:t xml:space="preserve">4.1 Files reviewed this round:</w:t>
+        <w:t>4. Implementation Details</w:t>
+      </w:r>
+    </w:p>
+    <w:p>
+      <w:pPr>
+        <w:spacing w:after="140" w:line="268" w:lineRule="auto"/>
+      </w:pPr>
+      <w:r>
+        <w:rPr>
+          <w:color w:val="1F2937"/>
+          <w:sz w:val="22"/>
+          <w:szCs w:val="22"/>
+        </w:rPr>
+        <w:t>4.1 Files reviewed this round:</w:t>
       </w:r>
     </w:p>
     <w:p>
@@ -311,7 +555,43 @@
           <w:sz w:val="22"/>
           <w:szCs w:val="22"/>
         </w:rPr>
-        <w:t xml:space="preserve">config.py: sets the Qwen model name and the default temperature. Imports os, but does not yet call it.</w:t>
+        <w:t xml:space="preserve">config.py: sets the </w:t>
+      </w:r>
+      <w:proofErr w:type="spellStart"/>
+      <w:r>
+        <w:rPr>
+          <w:color w:val="1F2937"/>
+          <w:sz w:val="22"/>
+          <w:szCs w:val="22"/>
+        </w:rPr>
+        <w:t>Qwen</w:t>
+      </w:r>
+      <w:proofErr w:type="spellEnd"/>
+      <w:r>
+        <w:rPr>
+          <w:color w:val="1F2937"/>
+          <w:sz w:val="22"/>
+          <w:szCs w:val="22"/>
+        </w:rPr>
+        <w:t xml:space="preserve"> model name and the default temperature. Imports </w:t>
+      </w:r>
+      <w:proofErr w:type="spellStart"/>
+      <w:r>
+        <w:rPr>
+          <w:color w:val="1F2937"/>
+          <w:sz w:val="22"/>
+          <w:szCs w:val="22"/>
+        </w:rPr>
+        <w:t>os</w:t>
+      </w:r>
+      <w:proofErr w:type="spellEnd"/>
+      <w:r>
+        <w:rPr>
+          <w:color w:val="1F2937"/>
+          <w:sz w:val="22"/>
+          <w:szCs w:val="22"/>
+        </w:rPr>
+        <w:t>, but does not yet call it.</w:t>
       </w:r>
     </w:p>
     <w:p>
@@ -329,53 +609,82 @@
           <w:sz w:val="22"/>
           <w:szCs w:val="22"/>
         </w:rPr>
-        <w:t xml:space="preserve">_env: holds the secret keys needed to connect to Google and Groq services.</w:t>
-      </w:r>
-    </w:p>
-    <w:p>
-      <w:pPr>
-        <w:spacing w:after="140" w:line="268"/>
-      </w:pPr>
-      <w:r>
-        <w:rPr>
-          <w:color w:val="1F2937"/>
-          <w:sz w:val="22"/>
-          <w:szCs w:val="22"/>
-        </w:rPr>
-        <w:t xml:space="preserve">The settings currently stored in config.py are:</w:t>
+        <w:t xml:space="preserve">_env: holds the secret keys needed to connect to Google and </w:t>
+      </w:r>
+      <w:proofErr w:type="spellStart"/>
+      <w:r>
+        <w:rPr>
+          <w:color w:val="1F2937"/>
+          <w:sz w:val="22"/>
+          <w:szCs w:val="22"/>
+        </w:rPr>
+        <w:t>Groq</w:t>
+      </w:r>
+      <w:proofErr w:type="spellEnd"/>
+      <w:r>
+        <w:rPr>
+          <w:color w:val="1F2937"/>
+          <w:sz w:val="22"/>
+          <w:szCs w:val="22"/>
+        </w:rPr>
+        <w:t xml:space="preserve"> services.</w:t>
+      </w:r>
+    </w:p>
+    <w:p>
+      <w:pPr>
+        <w:spacing w:after="140" w:line="268" w:lineRule="auto"/>
+      </w:pPr>
+      <w:r>
+        <w:rPr>
+          <w:color w:val="1F2937"/>
+          <w:sz w:val="22"/>
+          <w:szCs w:val="22"/>
+        </w:rPr>
+        <w:t>The settings currently stored in config.py are:</w:t>
       </w:r>
     </w:p>
     <w:tbl>
       <w:tblPr>
-        <w:tblW w:type="dxa" w:w="9026"/>
+        <w:tblW w:w="9026" w:type="dxa"/>
         <w:tblBorders>
-          <w:top w:val="single" w:color="auto" w:sz="4"/>
-          <w:left w:val="single" w:color="auto" w:sz="4"/>
-          <w:bottom w:val="single" w:color="auto" w:sz="4"/>
-          <w:right w:val="single" w:color="auto" w:sz="4"/>
-          <w:insideH w:val="single" w:color="auto" w:sz="4"/>
-          <w:insideV w:val="single" w:color="auto" w:sz="4"/>
+          <w:top w:val="single" w:sz="4" w:space="0" w:color="auto"/>
+          <w:left w:val="single" w:sz="4" w:space="0" w:color="auto"/>
+          <w:bottom w:val="single" w:sz="4" w:space="0" w:color="auto"/>
+          <w:right w:val="single" w:sz="4" w:space="0" w:color="auto"/>
+          <w:insideH w:val="single" w:sz="4" w:space="0" w:color="auto"/>
+          <w:insideV w:val="single" w:sz="4" w:space="0" w:color="auto"/>
         </w:tblBorders>
+        <w:tblCellMar>
+          <w:left w:w="10" w:type="dxa"/>
+          <w:right w:w="10" w:type="dxa"/>
+        </w:tblCellMar>
+        <w:tblLook w:val="0000" w:firstRow="0" w:lastRow="0" w:firstColumn="0" w:lastColumn="0" w:noHBand="0" w:noVBand="0"/>
       </w:tblPr>
       <w:tblGrid>
         <w:gridCol w:w="3008"/>
-        <w:gridCol w:w="3008"/>
-        <w:gridCol w:w="3008"/>
+        <w:gridCol w:w="3009"/>
+        <w:gridCol w:w="3009"/>
       </w:tblGrid>
       <w:tr>
+        <w:tblPrEx>
+          <w:tblCellMar>
+            <w:top w:w="0" w:type="dxa"/>
+            <w:bottom w:w="0" w:type="dxa"/>
+          </w:tblCellMar>
+        </w:tblPrEx>
         <w:trPr>
           <w:cantSplit/>
           <w:tblHeader/>
         </w:trPr>
         <w:tc>
           <w:tcPr>
-            <w:tcW w:type="dxa" w:w="3008"/>
-            <w:shd w:fill="2C5F8A" w:val="clear"/>
+            <w:tcW w:w="3008" w:type="dxa"/>
+            <w:shd w:val="clear" w:color="auto" w:fill="2C5F8A"/>
             <w:tcMar>
-              <w:top w:type="dxa" w:w="90"/>
-              <w:left w:type="dxa" w:w="110"/>
-              <w:bottom w:type="dxa" w:w="90"/>
-              <w:right w:type="dxa" w:w="110"/>
+              <w:top w:w="90" w:type="dxa"/>
+              <w:left w:w="110" w:type="dxa"/>
+              <w:bottom w:w="90" w:type="dxa"/>
+              <w:right w:w="110" w:type="dxa"/>
             </w:tcMar>
           </w:tcPr>
           <w:p>
@@ -384,22 +693,21 @@
                 <w:b/>
                 <w:bCs/>
                 <w:color w:val="FFFFFF"/>
-                <w:sz w:val="20"/>
-                <w:szCs w:val="20"/>
               </w:rPr>
-              <w:t xml:space="preserve">Setting</w:t>
+              <w:lastRenderedPageBreak/>
+              <w:t>Setting</w:t>
             </w:r>
           </w:p>
         </w:tc>
         <w:tc>
           <w:tcPr>
-            <w:tcW w:type="dxa" w:w="3008"/>
-            <w:shd w:fill="2C5F8A" w:val="clear"/>
+            <w:tcW w:w="3008" w:type="dxa"/>
+            <w:shd w:val="clear" w:color="auto" w:fill="2C5F8A"/>
             <w:tcMar>
-              <w:top w:type="dxa" w:w="90"/>
-              <w:left w:type="dxa" w:w="110"/>
-              <w:bottom w:type="dxa" w:w="90"/>
-              <w:right w:type="dxa" w:w="110"/>
+              <w:top w:w="90" w:type="dxa"/>
+              <w:left w:w="110" w:type="dxa"/>
+              <w:bottom w:w="90" w:type="dxa"/>
+              <w:right w:w="110" w:type="dxa"/>
             </w:tcMar>
           </w:tcPr>
           <w:p>
@@ -408,22 +716,20 @@
                 <w:b/>
                 <w:bCs/>
                 <w:color w:val="FFFFFF"/>
-                <w:sz w:val="20"/>
-                <w:szCs w:val="20"/>
               </w:rPr>
-              <w:t xml:space="preserve">Value</w:t>
+              <w:t>Value</w:t>
             </w:r>
           </w:p>
         </w:tc>
         <w:tc>
           <w:tcPr>
-            <w:tcW w:type="dxa" w:w="3008"/>
-            <w:shd w:fill="2C5F8A" w:val="clear"/>
+            <w:tcW w:w="3008" w:type="dxa"/>
+            <w:shd w:val="clear" w:color="auto" w:fill="2C5F8A"/>
             <w:tcMar>
-              <w:top w:type="dxa" w:w="90"/>
-              <w:left w:type="dxa" w:w="110"/>
-              <w:bottom w:type="dxa" w:w="90"/>
-              <w:right w:type="dxa" w:w="110"/>
+              <w:top w:w="90" w:type="dxa"/>
+              <w:left w:w="110" w:type="dxa"/>
+              <w:bottom w:w="90" w:type="dxa"/>
+              <w:right w:w="110" w:type="dxa"/>
             </w:tcMar>
           </w:tcPr>
           <w:p>
@@ -432,152 +738,164 @@
                 <w:b/>
                 <w:bCs/>
                 <w:color w:val="FFFFFF"/>
-                <w:sz w:val="20"/>
-                <w:szCs w:val="20"/>
               </w:rPr>
-              <w:t xml:space="preserve">Purpose</w:t>
+              <w:t>Purpose</w:t>
             </w:r>
           </w:p>
         </w:tc>
       </w:tr>
       <w:tr>
+        <w:tblPrEx>
+          <w:tblCellMar>
+            <w:top w:w="0" w:type="dxa"/>
+            <w:bottom w:w="0" w:type="dxa"/>
+          </w:tblCellMar>
+        </w:tblPrEx>
         <w:trPr>
           <w:cantSplit/>
         </w:trPr>
         <w:tc>
           <w:tcPr>
-            <w:tcW w:type="dxa" w:w="3008"/>
-            <w:shd w:fill="FFFFFF" w:val="clear"/>
+            <w:tcW w:w="3008" w:type="dxa"/>
+            <w:shd w:val="clear" w:color="auto" w:fill="FFFFFF"/>
             <w:tcMar>
-              <w:top w:type="dxa" w:w="80"/>
-              <w:left w:type="dxa" w:w="110"/>
-              <w:bottom w:type="dxa" w:w="80"/>
-              <w:right w:type="dxa" w:w="110"/>
+              <w:top w:w="80" w:type="dxa"/>
+              <w:left w:w="110" w:type="dxa"/>
+              <w:bottom w:w="80" w:type="dxa"/>
+              <w:right w:w="110" w:type="dxa"/>
             </w:tcMar>
           </w:tcPr>
           <w:p>
             <w:r>
               <w:rPr>
                 <w:color w:val="1F2937"/>
-                <w:sz w:val="20"/>
-                <w:szCs w:val="20"/>
               </w:rPr>
-              <w:t xml:space="preserve">QWEN</w:t>
+              <w:t>QWEN</w:t>
             </w:r>
           </w:p>
         </w:tc>
         <w:tc>
           <w:tcPr>
-            <w:tcW w:type="dxa" w:w="3008"/>
-            <w:shd w:fill="FFFFFF" w:val="clear"/>
+            <w:tcW w:w="3008" w:type="dxa"/>
+            <w:shd w:val="clear" w:color="auto" w:fill="FFFFFF"/>
             <w:tcMar>
-              <w:top w:type="dxa" w:w="80"/>
-              <w:left w:type="dxa" w:w="110"/>
-              <w:bottom w:type="dxa" w:w="80"/>
-              <w:right w:type="dxa" w:w="110"/>
+              <w:top w:w="80" w:type="dxa"/>
+              <w:left w:w="110" w:type="dxa"/>
+              <w:bottom w:w="80" w:type="dxa"/>
+              <w:right w:w="110" w:type="dxa"/>
+            </w:tcMar>
+          </w:tcPr>
+          <w:p>
+            <w:proofErr w:type="spellStart"/>
+            <w:r>
+              <w:rPr>
+                <w:color w:val="1F2937"/>
+              </w:rPr>
+              <w:t>gr</w:t>
+            </w:r>
+            <w:r>
+              <w:rPr>
+                <w:color w:val="1F2937"/>
+              </w:rPr>
+              <w:t>oq:qwen</w:t>
+            </w:r>
+            <w:proofErr w:type="spellEnd"/>
+            <w:r>
+              <w:rPr>
+                <w:color w:val="1F2937"/>
+              </w:rPr>
+              <w:t>/qwen3.6-27b</w:t>
+            </w:r>
+          </w:p>
+        </w:tc>
+        <w:tc>
+          <w:tcPr>
+            <w:tcW w:w="3008" w:type="dxa"/>
+            <w:shd w:val="clear" w:color="auto" w:fill="FFFFFF"/>
+            <w:tcMar>
+              <w:top w:w="80" w:type="dxa"/>
+              <w:left w:w="110" w:type="dxa"/>
+              <w:bottom w:w="80" w:type="dxa"/>
+              <w:right w:w="110" w:type="dxa"/>
             </w:tcMar>
           </w:tcPr>
           <w:p>
             <w:r>
               <w:rPr>
                 <w:color w:val="1F2937"/>
-                <w:sz w:val="20"/>
-                <w:szCs w:val="20"/>
               </w:rPr>
-              <w:t xml:space="preserve">groq:qwen/qwen3.6-27b</w:t>
+              <w:t>The AI model the assistant will use</w:t>
             </w:r>
           </w:p>
         </w:tc>
+      </w:tr>
+      <w:tr>
+        <w:tblPrEx>
+          <w:tblCellMar>
+            <w:top w:w="0" w:type="dxa"/>
+            <w:bottom w:w="0" w:type="dxa"/>
+          </w:tblCellMar>
+        </w:tblPrEx>
+        <w:trPr>
+          <w:cantSplit/>
+        </w:trPr>
         <w:tc>
           <w:tcPr>
-            <w:tcW w:type="dxa" w:w="3008"/>
-            <w:shd w:fill="FFFFFF" w:val="clear"/>
+            <w:tcW w:w="3008" w:type="dxa"/>
+            <w:shd w:val="clear" w:color="auto" w:fill="EDF2F7"/>
             <w:tcMar>
-              <w:top w:type="dxa" w:w="80"/>
-              <w:left w:type="dxa" w:w="110"/>
-              <w:bottom w:type="dxa" w:w="80"/>
-              <w:right w:type="dxa" w:w="110"/>
+              <w:top w:w="80" w:type="dxa"/>
+              <w:left w:w="110" w:type="dxa"/>
+              <w:bottom w:w="80" w:type="dxa"/>
+              <w:right w:w="110" w:type="dxa"/>
             </w:tcMar>
           </w:tcPr>
           <w:p>
             <w:r>
               <w:rPr>
                 <w:color w:val="1F2937"/>
-                <w:sz w:val="20"/>
-                <w:szCs w:val="20"/>
               </w:rPr>
-              <w:t xml:space="preserve">The AI model the assistant will use</w:t>
+              <w:t>DEFAULT_TEMPERATURE</w:t>
             </w:r>
           </w:p>
         </w:tc>
-      </w:tr>
-      <w:tr>
-        <w:trPr>
-          <w:cantSplit/>
-        </w:trPr>
         <w:tc>
           <w:tcPr>
-            <w:tcW w:type="dxa" w:w="3008"/>
-            <w:shd w:fill="EDF2F7" w:val="clear"/>
+            <w:tcW w:w="3008" w:type="dxa"/>
+            <w:shd w:val="clear" w:color="auto" w:fill="EDF2F7"/>
             <w:tcMar>
-              <w:top w:type="dxa" w:w="80"/>
-              <w:left w:type="dxa" w:w="110"/>
-              <w:bottom w:type="dxa" w:w="80"/>
-              <w:right w:type="dxa" w:w="110"/>
+              <w:top w:w="80" w:type="dxa"/>
+              <w:left w:w="110" w:type="dxa"/>
+              <w:bottom w:w="80" w:type="dxa"/>
+              <w:right w:w="110" w:type="dxa"/>
             </w:tcMar>
           </w:tcPr>
           <w:p>
             <w:r>
               <w:rPr>
                 <w:color w:val="1F2937"/>
-                <w:sz w:val="20"/>
-                <w:szCs w:val="20"/>
               </w:rPr>
-              <w:t xml:space="preserve">DEFAULT_TEMPERATURE</w:t>
+              <w:t>0.5</w:t>
             </w:r>
           </w:p>
         </w:tc>
         <w:tc>
           <w:tcPr>
-            <w:tcW w:type="dxa" w:w="3008"/>
-            <w:shd w:fill="EDF2F7" w:val="clear"/>
+            <w:tcW w:w="3008" w:type="dxa"/>
+            <w:shd w:val="clear" w:color="auto" w:fill="EDF2F7"/>
             <w:tcMar>
-              <w:top w:type="dxa" w:w="80"/>
-              <w:left w:type="dxa" w:w="110"/>
-              <w:bottom w:type="dxa" w:w="80"/>
-              <w:right w:type="dxa" w:w="110"/>
+              <w:top w:w="80" w:type="dxa"/>
+              <w:left w:w="110" w:type="dxa"/>
+              <w:bottom w:w="80" w:type="dxa"/>
+              <w:right w:w="110" w:type="dxa"/>
             </w:tcMar>
           </w:tcPr>
           <w:p>
             <w:r>
               <w:rPr>
                 <w:color w:val="1F2937"/>
-                <w:sz w:val="20"/>
-                <w:szCs w:val="20"/>
               </w:rPr>
-              <w:t xml:space="preserve">0.5</w:t>
-            </w:r>
-          </w:p>
-        </w:tc>
-        <w:tc>
-          <w:tcPr>
-            <w:tcW w:type="dxa" w:w="3008"/>
-            <w:shd w:fill="EDF2F7" w:val="clear"/>
-            <w:tcMar>
-              <w:top w:type="dxa" w:w="80"/>
-              <w:left w:type="dxa" w:w="110"/>
-              <w:bottom w:type="dxa" w:w="80"/>
-              <w:right w:type="dxa" w:w="110"/>
-            </w:tcMar>
-          </w:tcPr>
-          <w:p>
-            <w:r>
-              <w:rPr>
-                <w:color w:val="1F2937"/>
-                <w:sz w:val="20"/>
-                <w:szCs w:val="20"/>
-              </w:rPr>
-              <w:t xml:space="preserve">Controls how varied or focused the AI's answers are</w:t>
+              <w:t>Controls how varied or focused the AI's answers are</w:t>
             </w:r>
           </w:p>
         </w:tc>
@@ -590,15 +908,15 @@
     </w:p>
     <w:p>
       <w:pPr>
-        <w:spacing w:after="140" w:line="268"/>
-      </w:pPr>
-      <w:r>
-        <w:rPr>
-          <w:color w:val="1F2937"/>
-          <w:sz w:val="22"/>
-          <w:szCs w:val="22"/>
-        </w:rPr>
-        <w:t xml:space="preserve">4.2 What is not built yet:</w:t>
+        <w:spacing w:after="140" w:line="268" w:lineRule="auto"/>
+      </w:pPr>
+      <w:r>
+        <w:rPr>
+          <w:color w:val="1F2937"/>
+          <w:sz w:val="22"/>
+          <w:szCs w:val="22"/>
+        </w:rPr>
+        <w:t>4.2 What is not built yet:</w:t>
       </w:r>
     </w:p>
     <w:p>
@@ -616,7 +934,43 @@
           <w:sz w:val="22"/>
           <w:szCs w:val="22"/>
         </w:rPr>
-        <w:t xml:space="preserve">No code that actually loads the keys from _env using os (for example, os.getenv("GROQ_API_KEY")).</w:t>
+        <w:t xml:space="preserve">No code that actually loads the keys from _env using </w:t>
+      </w:r>
+      <w:proofErr w:type="spellStart"/>
+      <w:r>
+        <w:rPr>
+          <w:color w:val="1F2937"/>
+          <w:sz w:val="22"/>
+          <w:szCs w:val="22"/>
+        </w:rPr>
+        <w:t>os</w:t>
+      </w:r>
+      <w:proofErr w:type="spellEnd"/>
+      <w:r>
+        <w:rPr>
+          <w:color w:val="1F2937"/>
+          <w:sz w:val="22"/>
+          <w:szCs w:val="22"/>
+        </w:rPr>
+        <w:t xml:space="preserve"> (for example, </w:t>
+      </w:r>
+      <w:proofErr w:type="spellStart"/>
+      <w:r>
+        <w:rPr>
+          <w:color w:val="1F2937"/>
+          <w:sz w:val="22"/>
+          <w:szCs w:val="22"/>
+        </w:rPr>
+        <w:t>os.getenv</w:t>
+      </w:r>
+      <w:proofErr w:type="spellEnd"/>
+      <w:r>
+        <w:rPr>
+          <w:color w:val="1F2937"/>
+          <w:sz w:val="22"/>
+          <w:szCs w:val="22"/>
+        </w:rPr>
+        <w:t>("GROQ_API_KEY")).</w:t>
       </w:r>
     </w:p>
     <w:p>
@@ -634,7 +988,7 @@
           <w:sz w:val="22"/>
           <w:szCs w:val="22"/>
         </w:rPr>
-        <w:t xml:space="preserve">No application file (such as app.py) was shared this round, so it is unclear if a web page exists or what it currently shows.</w:t>
+        <w:t>No application file (such as app.py) was shared this round, so it is unclear if a web page exists or what it currently shows.</w:t>
       </w:r>
     </w:p>
     <w:p>
@@ -652,7 +1006,15 @@
           <w:sz w:val="22"/>
           <w:szCs w:val="22"/>
         </w:rPr>
-        <w:t xml:space="preserve">No chat logic, document handling, or user interface code.</w:t>
+        <w:t>No chat logic, document handling</w:t>
+      </w:r>
+      <w:r>
+        <w:rPr>
+          <w:color w:val="1F2937"/>
+          <w:sz w:val="22"/>
+          <w:szCs w:val="22"/>
+        </w:rPr>
+        <w:t>, or user interface code.</w:t>
       </w:r>
     </w:p>
     <w:p>
@@ -670,16 +1032,16 @@
           <w:sz w:val="22"/>
           <w:szCs w:val="22"/>
         </w:rPr>
-        <w:t xml:space="preserve">No requirements.txt was reviewed this round, so it is unclear which packages are currently listed.</w:t>
+        <w:t>No requirements.txt was reviewed this round, so it is unclear which packages are currently listed.</w:t>
       </w:r>
     </w:p>
     <w:p>
       <w:pPr>
         <w:pStyle w:val="Heading1"/>
         <w:pBdr>
-          <w:bottom w:val="single" w:color="2C5F8A" w:sz="8" w:space="4"/>
+          <w:bottom w:val="single" w:sz="8" w:space="4" w:color="2C5F8A"/>
         </w:pBdr>
-        <w:spacing w:after="160" w:before="320"/>
+        <w:spacing w:before="320" w:after="160"/>
       </w:pPr>
       <w:r>
         <w:rPr>
@@ -689,29 +1051,55 @@
           <w:sz w:val="28"/>
           <w:szCs w:val="28"/>
         </w:rPr>
-        <w:t xml:space="preserve">5. Key Findings and Evaluation</w:t>
-      </w:r>
-    </w:p>
-    <w:p>
-      <w:pPr>
-        <w:spacing w:after="140" w:line="268"/>
-      </w:pPr>
-      <w:r>
-        <w:rPr>
-          <w:color w:val="1F2937"/>
-          <w:sz w:val="22"/>
-          <w:szCs w:val="22"/>
-        </w:rPr>
-        <w:t xml:space="preserve">There is no working feature to test yet, so no accuracy, speed, or usability results can be reported. The main observation is that the project has been simplified since the last review: it now configures only one AI model (Qwen) instead of three, and no longer includes the document-chunking settings that were present before.</w:t>
+        <w:t>5. Key Findings and Evaluation</w:t>
+      </w:r>
+    </w:p>
+    <w:p>
+      <w:pPr>
+        <w:spacing w:after="140" w:line="268" w:lineRule="auto"/>
+      </w:pPr>
+      <w:r>
+        <w:rPr>
+          <w:color w:val="1F2937"/>
+          <w:sz w:val="22"/>
+          <w:szCs w:val="22"/>
+        </w:rPr>
+        <w:t>There is no working feature to test yet, so no accuracy, speed, or usability results can be reported. The main observation is that the project has been simplified since the last review: it now configures only one AI model (</w:t>
+      </w:r>
+      <w:proofErr w:type="spellStart"/>
+      <w:r>
+        <w:rPr>
+          <w:color w:val="1F2937"/>
+          <w:sz w:val="22"/>
+          <w:szCs w:val="22"/>
+        </w:rPr>
+        <w:t>Qwen</w:t>
+      </w:r>
+      <w:proofErr w:type="spellEnd"/>
+      <w:r>
+        <w:rPr>
+          <w:color w:val="1F2937"/>
+          <w:sz w:val="22"/>
+          <w:szCs w:val="22"/>
+        </w:rPr>
+        <w:t>) instead of three, and no lo</w:t>
+      </w:r>
+      <w:r>
+        <w:rPr>
+          <w:color w:val="1F2937"/>
+          <w:sz w:val="22"/>
+          <w:szCs w:val="22"/>
+        </w:rPr>
+        <w:t>nger includes the document-chunking settings that were present before.</w:t>
       </w:r>
     </w:p>
     <w:p>
       <w:pPr>
         <w:pStyle w:val="Heading1"/>
         <w:pBdr>
-          <w:bottom w:val="single" w:color="2C5F8A" w:sz="8" w:space="4"/>
+          <w:bottom w:val="single" w:sz="8" w:space="4" w:color="2C5F8A"/>
         </w:pBdr>
-        <w:spacing w:after="160" w:before="320"/>
+        <w:spacing w:before="320" w:after="160"/>
       </w:pPr>
       <w:r>
         <w:rPr>
@@ -721,7 +1109,7 @@
           <w:sz w:val="28"/>
           <w:szCs w:val="28"/>
         </w:rPr>
-        <w:t xml:space="preserve">6. Challenges</w:t>
+        <w:t>6. Challenges</w:t>
       </w:r>
     </w:p>
     <w:p>
@@ -739,7 +1127,25 @@
           <w:sz w:val="22"/>
           <w:szCs w:val="22"/>
         </w:rPr>
-        <w:t xml:space="preserve">Unused import: config.py imports os but does not use it yet, so the secret keys in _env are not actually connected to the code.</w:t>
+        <w:t xml:space="preserve">Unused import: config.py imports </w:t>
+      </w:r>
+      <w:proofErr w:type="spellStart"/>
+      <w:r>
+        <w:rPr>
+          <w:color w:val="1F2937"/>
+          <w:sz w:val="22"/>
+          <w:szCs w:val="22"/>
+        </w:rPr>
+        <w:t>os</w:t>
+      </w:r>
+      <w:proofErr w:type="spellEnd"/>
+      <w:r>
+        <w:rPr>
+          <w:color w:val="1F2937"/>
+          <w:sz w:val="22"/>
+          <w:szCs w:val="22"/>
+        </w:rPr>
+        <w:t xml:space="preserve"> but does not use it yet, so the secret keys in _env are not actually connected to the code.</w:t>
       </w:r>
     </w:p>
     <w:p>
@@ -757,7 +1163,33 @@
           <w:sz w:val="22"/>
           <w:szCs w:val="22"/>
         </w:rPr>
-        <w:t xml:space="preserve">Security risk: the _env file still contains what appear to be real API keys in plain text. These must never be shared, committed to git, or uploaded anywhere. The Groq key appears to have changed since the last review, but the Google key is unchanged and still needs to be rotated.</w:t>
+        <w:t>Security risk: the _env file still contains</w:t>
+      </w:r>
+      <w:r>
+        <w:rPr>
+          <w:color w:val="1F2937"/>
+          <w:sz w:val="22"/>
+          <w:szCs w:val="22"/>
+        </w:rPr>
+        <w:t xml:space="preserve"> what appear to be real API keys in plain text. These must never be shared, committed to git, or uploaded anywhere. The </w:t>
+      </w:r>
+      <w:proofErr w:type="spellStart"/>
+      <w:r>
+        <w:rPr>
+          <w:color w:val="1F2937"/>
+          <w:sz w:val="22"/>
+          <w:szCs w:val="22"/>
+        </w:rPr>
+        <w:t>Groq</w:t>
+      </w:r>
+      <w:proofErr w:type="spellEnd"/>
+      <w:r>
+        <w:rPr>
+          <w:color w:val="1F2937"/>
+          <w:sz w:val="22"/>
+          <w:szCs w:val="22"/>
+        </w:rPr>
+        <w:t xml:space="preserve"> key appears to have changed since the last review, but the Google key is unchanged and still needs to be rotated.</w:t>
       </w:r>
     </w:p>
     <w:p>
@@ -775,7 +1207,33 @@
           <w:sz w:val="22"/>
           <w:szCs w:val="22"/>
         </w:rPr>
-        <w:t xml:space="preserve">Reduced scope: only one model (Qwen) is configured now, compared to three models before; it is not clear if this is a deliberate simplification or a work-in-progress state.</w:t>
+        <w:t>Reduced scope: on</w:t>
+      </w:r>
+      <w:r>
+        <w:rPr>
+          <w:color w:val="1F2937"/>
+          <w:sz w:val="22"/>
+          <w:szCs w:val="22"/>
+        </w:rPr>
+        <w:t>ly one model (</w:t>
+      </w:r>
+      <w:proofErr w:type="spellStart"/>
+      <w:r>
+        <w:rPr>
+          <w:color w:val="1F2937"/>
+          <w:sz w:val="22"/>
+          <w:szCs w:val="22"/>
+        </w:rPr>
+        <w:t>Qwen</w:t>
+      </w:r>
+      <w:proofErr w:type="spellEnd"/>
+      <w:r>
+        <w:rPr>
+          <w:color w:val="1F2937"/>
+          <w:sz w:val="22"/>
+          <w:szCs w:val="22"/>
+        </w:rPr>
+        <w:t>) is configured now, compared to three models before; it is not clear if this is a deliberate simplification or a work-in-progress state.</w:t>
       </w:r>
     </w:p>
     <w:p>
@@ -793,16 +1251,24 @@
           <w:sz w:val="22"/>
           <w:szCs w:val="22"/>
         </w:rPr>
-        <w:t xml:space="preserve">Missing files: without app.py or requirements.txt in this round, it is not possible to confirm the current state of the user interface or the project's dependencies.</w:t>
+        <w:t>Missing files: without app.py or requirements.txt in this round, it is not possible to confirm the c</w:t>
+      </w:r>
+      <w:r>
+        <w:rPr>
+          <w:color w:val="1F2937"/>
+          <w:sz w:val="22"/>
+          <w:szCs w:val="22"/>
+        </w:rPr>
+        <w:t>urrent state of the user interface or the project's dependencies.</w:t>
       </w:r>
     </w:p>
     <w:p>
       <w:pPr>
         <w:pStyle w:val="Heading1"/>
         <w:pBdr>
-          <w:bottom w:val="single" w:color="2C5F8A" w:sz="8" w:space="4"/>
+          <w:bottom w:val="single" w:sz="8" w:space="4" w:color="2C5F8A"/>
         </w:pBdr>
-        <w:spacing w:after="160" w:before="320"/>
+        <w:spacing w:before="320" w:after="160"/>
       </w:pPr>
       <w:r>
         <w:rPr>
@@ -812,128 +1278,251 @@
           <w:sz w:val="28"/>
           <w:szCs w:val="28"/>
         </w:rPr>
-        <w:t xml:space="preserve">7. Conclusion</w:t>
-      </w:r>
-    </w:p>
-    <w:p>
-      <w:pPr>
-        <w:spacing w:after="140" w:line="268"/>
-      </w:pPr>
-      <w:r>
-        <w:rPr>
-          <w:color w:val="1F2937"/>
-          <w:sz w:val="22"/>
-          <w:szCs w:val="22"/>
-        </w:rPr>
-        <w:t xml:space="preserve">At this stage, the project only has a simple configuration file and a file for secret keys; the two are not yet connected in code, and no application logic has been shared. The setup points towards a Qwen-based AI assistant, but this cannot be confirmed until an application file is added and reviewed.</w:t>
-      </w:r>
-    </w:p>
-    <w:p>
-      <w:pPr>
-        <w:spacing w:after="140" w:line="268"/>
-      </w:pPr>
-      <w:r>
-        <w:rPr>
-          <w:color w:val="1F2937"/>
-          <w:sz w:val="22"/>
-          <w:szCs w:val="22"/>
-        </w:rPr>
-        <w:t xml:space="preserve">Next steps should include: using the os module to load the API keys from _env into the app, rotating the still-exposed Google API key, adding app.py and requirements.txt back into the project for review, and clarifying whether the move from three models to one Qwen model is a final decision or a temporary state.</w:t>
+        <w:t>7. Conclusion</w:t>
+      </w:r>
+    </w:p>
+    <w:p>
+      <w:pPr>
+        <w:spacing w:after="140" w:line="268" w:lineRule="auto"/>
+      </w:pPr>
+      <w:r>
+        <w:rPr>
+          <w:color w:val="1F2937"/>
+          <w:sz w:val="22"/>
+          <w:szCs w:val="22"/>
+        </w:rPr>
+        <w:t>At this stage, the project only has a simple configuration file and a file for secret keys; the two are not yet connected in code, and no application logic has been shared. The</w:t>
+      </w:r>
+      <w:r>
+        <w:rPr>
+          <w:color w:val="1F2937"/>
+          <w:sz w:val="22"/>
+          <w:szCs w:val="22"/>
+        </w:rPr>
+        <w:t xml:space="preserve"> setup points towards a </w:t>
+      </w:r>
+      <w:proofErr w:type="spellStart"/>
+      <w:r>
+        <w:rPr>
+          <w:color w:val="1F2937"/>
+          <w:sz w:val="22"/>
+          <w:szCs w:val="22"/>
+        </w:rPr>
+        <w:t>Qwen</w:t>
+      </w:r>
+      <w:proofErr w:type="spellEnd"/>
+      <w:r>
+        <w:rPr>
+          <w:color w:val="1F2937"/>
+          <w:sz w:val="22"/>
+          <w:szCs w:val="22"/>
+        </w:rPr>
+        <w:t>-based AI assistant, but this cannot be confirmed until an application file is added and reviewed.</w:t>
+      </w:r>
+    </w:p>
+    <w:p>
+      <w:pPr>
+        <w:spacing w:after="140" w:line="268" w:lineRule="auto"/>
+        <w:rPr>
+          <w:color w:val="1F2937"/>
+          <w:sz w:val="22"/>
+          <w:szCs w:val="22"/>
+        </w:rPr>
+      </w:pPr>
+      <w:r>
+        <w:rPr>
+          <w:color w:val="1F2937"/>
+          <w:sz w:val="22"/>
+          <w:szCs w:val="22"/>
+        </w:rPr>
+        <w:t xml:space="preserve">Next steps should include: using the </w:t>
+      </w:r>
+      <w:proofErr w:type="spellStart"/>
+      <w:r>
+        <w:rPr>
+          <w:color w:val="1F2937"/>
+          <w:sz w:val="22"/>
+          <w:szCs w:val="22"/>
+        </w:rPr>
+        <w:t>os</w:t>
+      </w:r>
+      <w:proofErr w:type="spellEnd"/>
+      <w:r>
+        <w:rPr>
+          <w:color w:val="1F2937"/>
+          <w:sz w:val="22"/>
+          <w:szCs w:val="22"/>
+        </w:rPr>
+        <w:t xml:space="preserve"> module to load the API keys from _env into the app, rotating the still-exposed Google API</w:t>
+      </w:r>
+      <w:r>
+        <w:rPr>
+          <w:color w:val="1F2937"/>
+          <w:sz w:val="22"/>
+          <w:szCs w:val="22"/>
+        </w:rPr>
+        <w:t xml:space="preserve"> key, adding app.py and requirements.txt back into the project for review, and clarifying whether the move from three models to one </w:t>
+      </w:r>
+      <w:proofErr w:type="spellStart"/>
+      <w:r>
+        <w:rPr>
+          <w:color w:val="1F2937"/>
+          <w:sz w:val="22"/>
+          <w:szCs w:val="22"/>
+        </w:rPr>
+        <w:t>Qwen</w:t>
+      </w:r>
+      <w:proofErr w:type="spellEnd"/>
+      <w:r>
+        <w:rPr>
+          <w:color w:val="1F2937"/>
+          <w:sz w:val="22"/>
+          <w:szCs w:val="22"/>
+        </w:rPr>
+        <w:t xml:space="preserve"> model is a final decision or a temporary state.</w:t>
+      </w:r>
+    </w:p>
+    <w:p>
+      <w:pPr>
+        <w:spacing w:after="140" w:line="268" w:lineRule="auto"/>
+        <w:rPr>
+          <w:color w:val="1F2937"/>
+          <w:sz w:val="22"/>
+          <w:szCs w:val="22"/>
+        </w:rPr>
+      </w:pPr>
+    </w:p>
+    <w:p>
+      <w:pPr>
+        <w:spacing w:after="140" w:line="268" w:lineRule="auto"/>
+        <w:rPr>
+          <w:color w:val="1F2937"/>
+          <w:sz w:val="22"/>
+          <w:szCs w:val="22"/>
+        </w:rPr>
+      </w:pPr>
+      <w:r>
+        <w:rPr>
+          <w:color w:val="1F2937"/>
+          <w:sz w:val="22"/>
+          <w:szCs w:val="22"/>
+        </w:rPr>
+        <w:t xml:space="preserve">8 </w:t>
+      </w:r>
+      <w:proofErr w:type="spellStart"/>
+      <w:r>
+        <w:rPr>
+          <w:color w:val="1F2937"/>
+          <w:sz w:val="22"/>
+          <w:szCs w:val="22"/>
+        </w:rPr>
+        <w:t>githublink</w:t>
+      </w:r>
+      <w:proofErr w:type="spellEnd"/>
+      <w:r>
+        <w:rPr>
+          <w:color w:val="1F2937"/>
+          <w:sz w:val="22"/>
+          <w:szCs w:val="22"/>
+        </w:rPr>
+        <w:t>:</w:t>
+      </w:r>
+    </w:p>
+    <w:p>
+      <w:pPr>
+        <w:spacing w:after="140" w:line="268" w:lineRule="auto"/>
+      </w:pPr>
+      <w:r>
+        <w:rPr>
+          <w:color w:val="1F2937"/>
+          <w:sz w:val="22"/>
+          <w:szCs w:val="22"/>
+        </w:rPr>
+        <w:t>Link:</w:t>
+      </w:r>
+      <w:r>
+        <w:t xml:space="preserve"> </w:t>
+      </w:r>
+      <w:r>
+        <w:rPr>
+          <w:color w:val="1F2937"/>
+          <w:sz w:val="22"/>
+          <w:szCs w:val="22"/>
+        </w:rPr>
+        <w:t>https://github.com/kemmy-kk-web/GENAI_2026/tree/master/1.8_langchain/1_langchain/core</w:t>
       </w:r>
     </w:p>
     <w:sectPr>
-      <w:pgSz w:w="12240" w:h="15840" w:orient="portrait"/>
+      <w:pgSz w:w="12240" w:h="15840"/>
       <w:pgMar w:top="1080" w:right="1080" w:bottom="1080" w:left="1080" w:header="708" w:footer="708" w:gutter="0"/>
-      <w:pgNumType/>
+      <w:cols w:space="720"/>
       <w:docGrid w:linePitch="360"/>
     </w:sectPr>
   </w:body>
 </w:document>
 </file>
 
-<file path=word/comments.xml><?xml version="1.0" encoding="utf-8"?>
-<w:comments xmlns:cx="http://schemas.microsoft.com/office/drawing/2014/chartex" xmlns:cx1="http://schemas.microsoft.com/office/drawing/2015/9/8/chartex" xmlns:cx2="http://schemas.microsoft.com/office/drawing/2015/10/21/chartex" xmlns:cx3="http://schemas.microsoft.com/office/drawing/2016/5/9/chartex" xmlns:cx4="http://schemas.microsoft.com/office/drawing/2016/5/10/chartex" xmlns:cx5="http://schemas.microsoft.com/office/drawing/2016/5/11/chartex" xmlns:cx6="http://schemas.microsoft.com/office/drawing/2016/5/12/chartex" xmlns:cx7="http://schemas.microsoft.com/office/drawing/2016/5/13/chartex" xmlns:cx8="http://schemas.microsoft.com/office/drawing/2016/5/14/chartex" xmlns:mc="http://schemas.openxmlformats.org/markup-compatibility/2006" xmlns:aink="http://schemas.microsoft.com/office/drawing/2016/ink" xmlns:am3d="http://schemas.microsoft.com/office/drawing/2017/model3d" xmlns:o="urn:schemas-microsoft-com:office:office" xmlns:r="http://schemas.openxmlformats.org/officeDocument/2006/relationships" xmlns:m="http://schemas.openxmlformats.org/officeDocument/2006/math" xmlns:v="urn:schemas-microsoft-com:vml" xmlns:wp14="http://schemas.microsoft.com/office/word/2010/wordprocessingDrawing" xmlns:wp="http://schemas.openxmlformats.org/drawingml/2006/wordprocessingDrawing" xmlns:w10="urn:schemas-microsoft-com:office:word" xmlns:w="http://schemas.openxmlformats.org/wordprocessingml/2006/main" xmlns:w14="http://schemas.microsoft.com/office/word/2010/wordml" xmlns:w15="http://schemas.microsoft.com/office/word/2012/wordml" xmlns:w16cex="http://schemas.microsoft.com/office/word/2018/wordml/cex" xmlns:w16cid="http://schemas.microsoft.com/office/word/2016/wordml/cid" xmlns:w16="http://schemas.microsoft.com/office/word/2018/wordml" xmlns:w16sdtdh="http://schemas.microsoft.com/office/word/2020/wordml/sdtdatahash" xmlns:w16se="http://schemas.microsoft.com/office/word/2015/wordml/symex" xmlns:wpg="http://schemas.microsoft.com/office/word/2010/wordprocessingGroup" xmlns:wpi="http://schemas.microsoft.com/office/word/2010/wordprocessingInk" xmlns:wne="http://schemas.microsoft.com/office/word/2006/wordml" xmlns:wps="http://schemas.microsoft.com/office/word/2010/wordprocessingShape"/>
-</file>
-
-<file path=word/endnotes.xml><?xml version="1.0" encoding="utf-8"?>
-<w:endnotes xmlns:wpc="http://schemas.microsoft.com/office/word/2010/wordprocessingCanvas" xmlns:mc="http://schemas.openxmlformats.org/markup-compatibility/2006" xmlns:o="urn:schemas-microsoft-com:office:office" xmlns:r="http://schemas.openxmlformats.org/officeDocument/2006/relationships" xmlns:m="http://schemas.openxmlformats.org/officeDocument/2006/math" xmlns:v="urn:schemas-microsoft-com:vml" xmlns:wp14="http://schemas.microsoft.com/office/word/2010/wordprocessingDrawing" xmlns:wp="http://schemas.openxmlformats.org/drawingml/2006/wordprocessingDrawing" xmlns:w10="urn:schemas-microsoft-com:office:word" xmlns:w="http://schemas.openxmlformats.org/wordprocessingml/2006/main" xmlns:w14="http://schemas.microsoft.com/office/word/2010/wordml" xmlns:w15="http://schemas.microsoft.com/office/word/2012/wordml" xmlns:wpg="http://schemas.microsoft.com/office/word/2010/wordprocessingGroup" xmlns:wpi="http://schemas.microsoft.com/office/word/2010/wordprocessingInk" xmlns:wne="http://schemas.microsoft.com/office/word/2006/wordml" xmlns:wps="http://schemas.microsoft.com/office/word/2010/wordprocessingShape" mc:Ignorable="w14 w15 wp14">
-  <w:endnote w:type="separator" w:id="-1">
-    <w:p>
-      <w:pPr>
-        <w:spacing w:after="0" w:line="240" w:lineRule="auto"/>
-      </w:pPr>
-      <w:r>
-        <w:rPr>
-          <w:rStyle w:val="EndnoteReference"/>
-        </w:rPr>
-        <w:endnoteRef/>
-      </w:r>
-      <w:r>
-        <w:separator/>
-      </w:r>
-    </w:p>
-  </w:endnote>
-  <w:endnote w:type="continuationSeparator" w:id="0">
-    <w:p>
-      <w:pPr>
-        <w:spacing w:after="0" w:line="240" w:lineRule="auto"/>
-      </w:pPr>
-      <w:r>
-        <w:rPr>
-          <w:rStyle w:val="EndnoteReference"/>
-        </w:rPr>
-        <w:endnoteRef/>
-      </w:r>
-      <w:r>
-        <w:continuationSeparator/>
-      </w:r>
-    </w:p>
-  </w:endnote>
-</w:endnotes>
-</file>
-
-<file path=word/footnotes.xml><?xml version="1.0" encoding="utf-8"?>
-<w:footnotes xmlns:wpc="http://schemas.microsoft.com/office/word/2010/wordprocessingCanvas" xmlns:mc="http://schemas.openxmlformats.org/markup-compatibility/2006" xmlns:o="urn:schemas-microsoft-com:office:office" xmlns:r="http://schemas.openxmlformats.org/officeDocument/2006/relationships" xmlns:m="http://schemas.openxmlformats.org/officeDocument/2006/math" xmlns:v="urn:schemas-microsoft-com:vml" xmlns:wp14="http://schemas.microsoft.com/office/word/2010/wordprocessingDrawing" xmlns:wp="http://schemas.openxmlformats.org/drawingml/2006/wordprocessingDrawing" xmlns:w10="urn:schemas-microsoft-com:office:word" xmlns:w="http://schemas.openxmlformats.org/wordprocessingml/2006/main" xmlns:w14="http://schemas.microsoft.com/office/word/2010/wordml" xmlns:w15="http://schemas.microsoft.com/office/word/2012/wordml" xmlns:wpg="http://schemas.microsoft.com/office/word/2010/wordprocessingGroup" xmlns:wpi="http://schemas.microsoft.com/office/word/2010/wordprocessingInk" xmlns:wne="http://schemas.microsoft.com/office/word/2006/wordml" xmlns:wps="http://schemas.microsoft.com/office/word/2010/wordprocessingShape" mc:Ignorable="w14 w15 wp14">
-  <w:footnote w:type="separator" w:id="-1">
-    <w:p>
-      <w:pPr>
-        <w:spacing w:after="0" w:line="240" w:lineRule="auto"/>
-      </w:pPr>
-      <w:r>
-        <w:rPr>
-          <w:rStyle w:val="FootnoteReference"/>
-        </w:rPr>
-        <w:footnoteRef/>
-      </w:r>
-      <w:r>
-        <w:separator/>
-      </w:r>
-    </w:p>
-  </w:footnote>
-  <w:footnote w:type="continuationSeparator" w:id="0">
-    <w:p>
-      <w:pPr>
-        <w:spacing w:after="0" w:line="240" w:lineRule="auto"/>
-      </w:pPr>
-      <w:r>
-        <w:rPr>
-          <w:rStyle w:val="FootnoteReference"/>
-        </w:rPr>
-        <w:footnoteRef/>
-      </w:r>
-      <w:r>
-        <w:continuationSeparator/>
-      </w:r>
-    </w:p>
-  </w:footnote>
-</w:footnotes>
-</file>
-
 <file path=word/numbering.xml><?xml version="1.0" encoding="utf-8"?>
-<w:numbering xmlns:wpc="http://schemas.microsoft.com/office/word/2010/wordprocessingCanvas" xmlns:mc="http://schemas.openxmlformats.org/markup-compatibility/2006" xmlns:o="urn:schemas-microsoft-com:office:office" xmlns:r="http://schemas.openxmlformats.org/officeDocument/2006/relationships" xmlns:m="http://schemas.openxmlformats.org/officeDocument/2006/math" xmlns:v="urn:schemas-microsoft-com:vml" xmlns:wp14="http://schemas.microsoft.com/office/word/2010/wordprocessingDrawing" xmlns:wp="http://schemas.openxmlformats.org/drawingml/2006/wordprocessingDrawing" xmlns:w10="urn:schemas-microsoft-com:office:word" xmlns:w="http://schemas.openxmlformats.org/wordprocessingml/2006/main" xmlns:w14="http://schemas.microsoft.com/office/word/2010/wordml" xmlns:w15="http://schemas.microsoft.com/office/word/2012/wordml" xmlns:wpg="http://schemas.microsoft.com/office/word/2010/wordprocessingGroup" xmlns:wpi="http://schemas.microsoft.com/office/word/2010/wordprocessingInk" xmlns:wne="http://schemas.microsoft.com/office/word/2006/wordml" xmlns:wps="http://schemas.microsoft.com/office/word/2010/wordprocessingShape" mc:Ignorable="w14 w15 wp14">
+<w:numbering xmlns:wpc="http://schemas.microsoft.com/office/word/2010/wordprocessingCanvas" xmlns:cx="http://schemas.microsoft.com/office/drawing/2014/chartex" xmlns:cx1="http://schemas.microsoft.com/office/drawing/2015/9/8/chartex" xmlns:cx2="http://schemas.microsoft.com/office/drawing/2015/10/21/chartex" xmlns:cx3="http://schemas.microsoft.com/office/drawing/2016/5/9/chartex" xmlns:cx4="http://schemas.microsoft.com/office/drawing/2016/5/10/chartex" xmlns:cx5="http://schemas.microsoft.com/office/drawing/2016/5/11/chartex" xmlns:cx6="http://schemas.microsoft.com/office/drawing/2016/5/12/chartex" xmlns:cx7="http://schemas.microsoft.com/office/drawing/2016/5/13/chartex" xmlns:cx8="http://schemas.microsoft.com/office/drawing/2016/5/14/chartex" xmlns:mc="http://schemas.openxmlformats.org/markup-compatibility/2006" xmlns:aink="http://schemas.microsoft.com/office/drawing/2016/ink" xmlns:am3d="http://schemas.microsoft.com/office/drawing/2017/model3d" xmlns:o="urn:schemas-microsoft-com:office:office" xmlns:r="http://schemas.openxmlformats.org/officeDocument/2006/relationships" xmlns:m="http://schemas.openxmlformats.org/officeDocument/2006/math" xmlns:v="urn:schemas-microsoft-com:vml" xmlns:wp14="http://schemas.microsoft.com/office/word/2010/wordprocessingDrawing" xmlns:wp="http://schemas.openxmlformats.org/drawingml/2006/wordprocessingDrawing" xmlns:w10="urn:schemas-microsoft-com:office:word" xmlns:w="http://schemas.openxmlformats.org/wordprocessingml/2006/main" xmlns:w14="http://schemas.microsoft.com/office/word/2010/wordml" xmlns:w15="http://schemas.microsoft.com/office/word/2012/wordml" xmlns:w16cex="http://schemas.microsoft.com/office/word/2018/wordml/cex" xmlns:w16cid="http://schemas.microsoft.com/office/word/2016/wordml/cid" xmlns:w16="http://schemas.microsoft.com/office/word/2018/wordml" xmlns:w16sdtdh="http://schemas.microsoft.com/office/word/2020/wordml/sdtdatahash" xmlns:w16se="http://schemas.microsoft.com/office/word/2015/wordml/symex" xmlns:wpg="http://schemas.microsoft.com/office/word/2010/wordprocessingGroup" xmlns:wpi="http://schemas.microsoft.com/office/word/2010/wordprocessingInk" xmlns:wne="http://schemas.microsoft.com/office/word/2006/wordml" xmlns:wps="http://schemas.microsoft.com/office/word/2010/wordprocessingShape" mc:Ignorable="w14 w15 w16se w16cid w16 w16cex w16sdtdh wp14">
+  <w:abstractNum w:abstractNumId="0" w15:restartNumberingAfterBreak="0">
+    <w:nsid w:val="1DA04688"/>
+    <w:multiLevelType w:val="hybridMultilevel"/>
+    <w:tmpl w:val="4044C894"/>
+    <w:lvl w:ilvl="0" w:tplc="5E7299FA">
+      <w:start w:val="1"/>
+      <w:numFmt w:val="bullet"/>
+      <w:lvlText w:val="•"/>
+      <w:lvlJc w:val="left"/>
+      <w:pPr>
+        <w:ind w:left="420" w:hanging="260"/>
+      </w:pPr>
+    </w:lvl>
+    <w:lvl w:ilvl="1" w:tplc="7FD6CDD2">
+      <w:numFmt w:val="decimal"/>
+      <w:lvlText w:val=""/>
+      <w:lvlJc w:val="left"/>
+    </w:lvl>
+    <w:lvl w:ilvl="2" w:tplc="9A5662FC">
+      <w:numFmt w:val="decimal"/>
+      <w:lvlText w:val=""/>
+      <w:lvlJc w:val="left"/>
+    </w:lvl>
+    <w:lvl w:ilvl="3" w:tplc="B5F4DE18">
+      <w:numFmt w:val="decimal"/>
+      <w:lvlText w:val=""/>
+      <w:lvlJc w:val="left"/>
+    </w:lvl>
+    <w:lvl w:ilvl="4" w:tplc="BDB07C36">
+      <w:numFmt w:val="decimal"/>
+      <w:lvlText w:val=""/>
+      <w:lvlJc w:val="left"/>
+    </w:lvl>
+    <w:lvl w:ilvl="5" w:tplc="9384A012">
+      <w:numFmt w:val="decimal"/>
+      <w:lvlText w:val=""/>
+      <w:lvlJc w:val="left"/>
+    </w:lvl>
+    <w:lvl w:ilvl="6" w:tplc="551EBA58">
+      <w:numFmt w:val="decimal"/>
+      <w:lvlText w:val=""/>
+      <w:lvlJc w:val="left"/>
+    </w:lvl>
+    <w:lvl w:ilvl="7" w:tplc="63A08FCC">
+      <w:numFmt w:val="decimal"/>
+      <w:lvlText w:val=""/>
+      <w:lvlJc w:val="left"/>
+    </w:lvl>
+    <w:lvl w:ilvl="8" w:tplc="E9D8A266">
+      <w:numFmt w:val="decimal"/>
+      <w:lvlText w:val=""/>
+      <w:lvlJc w:val="left"/>
+    </w:lvl>
+  </w:abstractNum>
   <w:abstractNum w:abstractNumId="1" w15:restartNumberingAfterBreak="0">
+    <w:nsid w:val="616931C4"/>
     <w:multiLevelType w:val="hybridMultilevel"/>
-    <w:lvl w:ilvl="0" w15:tentative="1">
+    <w:tmpl w:val="ECB46508"/>
+    <w:lvl w:ilvl="0" w:tplc="44724A48">
       <w:start w:val="1"/>
       <w:numFmt w:val="bullet"/>
       <w:lvlText w:val="●"/>
@@ -942,7 +1531,7 @@
         <w:ind w:left="720" w:hanging="360"/>
       </w:pPr>
     </w:lvl>
-    <w:lvl w:ilvl="1" w15:tentative="1">
+    <w:lvl w:ilvl="1" w:tplc="21808B06">
       <w:start w:val="1"/>
       <w:numFmt w:val="bullet"/>
       <w:lvlText w:val="○"/>
@@ -951,7 +1540,7 @@
         <w:ind w:left="1440" w:hanging="360"/>
       </w:pPr>
     </w:lvl>
-    <w:lvl w:ilvl="2" w15:tentative="1">
+    <w:lvl w:ilvl="2" w:tplc="E7E85B4A">
       <w:start w:val="1"/>
       <w:numFmt w:val="bullet"/>
       <w:lvlText w:val="■"/>
@@ -960,7 +1549,7 @@
         <w:ind w:left="2160" w:hanging="360"/>
       </w:pPr>
     </w:lvl>
-    <w:lvl w:ilvl="3" w15:tentative="1">
+    <w:lvl w:ilvl="3" w:tplc="7A8CC298">
       <w:start w:val="1"/>
       <w:numFmt w:val="bullet"/>
       <w:lvlText w:val="●"/>
@@ -969,7 +1558,7 @@
         <w:ind w:left="2880" w:hanging="360"/>
       </w:pPr>
     </w:lvl>
-    <w:lvl w:ilvl="4" w15:tentative="1">
+    <w:lvl w:ilvl="4" w:tplc="F11C7CC4">
       <w:start w:val="1"/>
       <w:numFmt w:val="bullet"/>
       <w:lvlText w:val="○"/>
@@ -978,7 +1567,7 @@
         <w:ind w:left="3600" w:hanging="360"/>
       </w:pPr>
     </w:lvl>
-    <w:lvl w:ilvl="5" w15:tentative="1">
+    <w:lvl w:ilvl="5" w:tplc="03089B0E">
       <w:start w:val="1"/>
       <w:numFmt w:val="bullet"/>
       <w:lvlText w:val="■"/>
@@ -987,7 +1576,7 @@
         <w:ind w:left="4320" w:hanging="360"/>
       </w:pPr>
     </w:lvl>
-    <w:lvl w:ilvl="6" w15:tentative="1">
+    <w:lvl w:ilvl="6" w:tplc="137CC1C0">
       <w:start w:val="1"/>
       <w:numFmt w:val="bullet"/>
       <w:lvlText w:val="●"/>
@@ -996,7 +1585,7 @@
         <w:ind w:left="5040" w:hanging="360"/>
       </w:pPr>
     </w:lvl>
-    <w:lvl w:ilvl="7" w15:tentative="1">
+    <w:lvl w:ilvl="7" w:tplc="62BACD76">
       <w:start w:val="1"/>
       <w:numFmt w:val="bullet"/>
       <w:lvlText w:val="●"/>
@@ -1005,25 +1594,13 @@
         <w:ind w:left="5760" w:hanging="360"/>
       </w:pPr>
     </w:lvl>
-    <w:lvl w:ilvl="8" w15:tentative="1">
+    <w:lvl w:ilvl="8" w:tplc="9BCC6410">
       <w:start w:val="1"/>
       <w:numFmt w:val="bullet"/>
       <w:lvlText w:val="●"/>
       <w:lvlJc w:val="left"/>
       <w:pPr>
         <w:ind w:left="6480" w:hanging="360"/>
-      </w:pPr>
-    </w:lvl>
-  </w:abstractNum>
-  <w:abstractNum w:abstractNumId="2" w15:restartNumberingAfterBreak="0">
-    <w:multiLevelType w:val="hybridMultilevel"/>
-    <w:lvl w:ilvl="0" w15:tentative="1">
-      <w:start w:val="1"/>
-      <w:numFmt w:val="bullet"/>
-      <w:lvlText w:val="•"/>
-      <w:lvlJc w:val="left"/>
-      <w:pPr>
-        <w:ind w:left="420" w:hanging="260"/>
       </w:pPr>
     </w:lvl>
   </w:abstractNum>
@@ -1034,7 +1611,7 @@
     </w:lvlOverride>
   </w:num>
   <w:num w:numId="2">
-    <w:abstractNumId w:val="2"/>
+    <w:abstractNumId w:val="0"/>
     <w:lvlOverride w:ilvl="0">
       <w:startOverride w:val="1"/>
     </w:lvlOverride>
@@ -1043,26 +1620,405 @@
 </file>
 
 <file path=word/styles.xml><?xml version="1.0" encoding="utf-8"?>
-<w:styles xmlns:mc="http://schemas.openxmlformats.org/markup-compatibility/2006" xmlns:r="http://schemas.openxmlformats.org/officeDocument/2006/relationships" xmlns:w="http://schemas.openxmlformats.org/wordprocessingml/2006/main" xmlns:w14="http://schemas.microsoft.com/office/word/2010/wordml" xmlns:w15="http://schemas.microsoft.com/office/word/2012/wordml" mc:Ignorable="w14 w15">
+<w:styles xmlns:mc="http://schemas.openxmlformats.org/markup-compatibility/2006" xmlns:r="http://schemas.openxmlformats.org/officeDocument/2006/relationships" xmlns:w="http://schemas.openxmlformats.org/wordprocessingml/2006/main" xmlns:w14="http://schemas.microsoft.com/office/word/2010/wordml" xmlns:w15="http://schemas.microsoft.com/office/word/2012/wordml" xmlns:w16cex="http://schemas.microsoft.com/office/word/2018/wordml/cex" xmlns:w16cid="http://schemas.microsoft.com/office/word/2016/wordml/cid" xmlns:w16="http://schemas.microsoft.com/office/word/2018/wordml" xmlns:w16sdtdh="http://schemas.microsoft.com/office/word/2020/wordml/sdtdatahash" xmlns:w16se="http://schemas.microsoft.com/office/word/2015/wordml/symex" mc:Ignorable="w14 w15 w16se w16cid w16 w16cex w16sdtdh">
   <w:docDefaults>
-    <w:rPrDefault/>
+    <w:rPrDefault>
+      <w:rPr>
+        <w:rFonts w:ascii="Times New Roman" w:eastAsia="Times New Roman" w:hAnsi="Times New Roman" w:cs="Times New Roman"/>
+        <w:lang w:val="en-US" w:eastAsia="en-US" w:bidi="ar-SA"/>
+      </w:rPr>
+    </w:rPrDefault>
     <w:pPrDefault/>
   </w:docDefaults>
-  <w:style w:type="paragraph" w:styleId="Title">
-    <w:name w:val="Title"/>
-    <w:basedOn w:val="Normal"/>
-    <w:next w:val="Normal"/>
+  <w:latentStyles w:defLockedState="0" w:defUIPriority="99" w:defSemiHidden="0" w:defUnhideWhenUsed="0" w:defQFormat="0" w:count="376">
+    <w:lsdException w:name="Normal" w:uiPriority="0" w:qFormat="1"/>
+    <w:lsdException w:name="heading 1" w:uiPriority="9" w:qFormat="1"/>
+    <w:lsdException w:name="heading 2" w:semiHidden="1" w:uiPriority="9" w:unhideWhenUsed="1" w:qFormat="1"/>
+    <w:lsdException w:name="heading 3" w:semiHidden="1" w:uiPriority="9" w:unhideWhenUsed="1" w:qFormat="1"/>
+    <w:lsdException w:name="heading 4" w:semiHidden="1" w:uiPriority="9" w:unhideWhenUsed="1" w:qFormat="1"/>
+    <w:lsdException w:name="heading 5" w:semiHidden="1" w:uiPriority="9" w:unhideWhenUsed="1" w:qFormat="1"/>
+    <w:lsdException w:name="heading 6" w:semiHidden="1" w:uiPriority="9" w:unhideWhenUsed="1" w:qFormat="1"/>
+    <w:lsdException w:name="heading 7" w:semiHidden="1" w:uiPriority="9" w:unhideWhenUsed="1" w:qFormat="1"/>
+    <w:lsdException w:name="heading 8" w:semiHidden="1" w:uiPriority="9" w:unhideWhenUsed="1" w:qFormat="1"/>
+    <w:lsdException w:name="heading 9" w:semiHidden="1" w:uiPriority="9" w:unhideWhenUsed="1" w:qFormat="1"/>
+    <w:lsdException w:name="index 1" w:semiHidden="1" w:unhideWhenUsed="1"/>
+    <w:lsdException w:name="index 2" w:semiHidden="1" w:unhideWhenUsed="1"/>
+    <w:lsdException w:name="index 3" w:semiHidden="1" w:unhideWhenUsed="1"/>
+    <w:lsdException w:name="index 4" w:semiHidden="1" w:unhideWhenUsed="1"/>
+    <w:lsdException w:name="index 5" w:semiHidden="1" w:unhideWhenUsed="1"/>
+    <w:lsdException w:name="index 6" w:semiHidden="1" w:unhideWhenUsed="1"/>
+    <w:lsdException w:name="index 7" w:semiHidden="1" w:unhideWhenUsed="1"/>
+    <w:lsdException w:name="index 8" w:semiHidden="1" w:unhideWhenUsed="1"/>
+    <w:lsdException w:name="index 9" w:semiHidden="1" w:unhideWhenUsed="1"/>
+    <w:lsdException w:name="toc 1" w:semiHidden="1" w:uiPriority="39" w:unhideWhenUsed="1"/>
+    <w:lsdException w:name="toc 2" w:semiHidden="1" w:uiPriority="39" w:unhideWhenUsed="1"/>
+    <w:lsdException w:name="toc 3" w:semiHidden="1" w:uiPriority="39" w:unhideWhenUsed="1"/>
+    <w:lsdException w:name="toc 4" w:semiHidden="1" w:uiPriority="39" w:unhideWhenUsed="1"/>
+    <w:lsdException w:name="toc 5" w:semiHidden="1" w:uiPriority="39" w:unhideWhenUsed="1"/>
+    <w:lsdException w:name="toc 6" w:semiHidden="1" w:uiPriority="39" w:unhideWhenUsed="1"/>
+    <w:lsdException w:name="toc 7" w:semiHidden="1" w:uiPriority="39" w:unhideWhenUsed="1"/>
+    <w:lsdException w:name="toc 8" w:semiHidden="1" w:uiPriority="39" w:unhideWhenUsed="1"/>
+    <w:lsdException w:name="toc 9" w:semiHidden="1" w:uiPriority="39" w:unhideWhenUsed="1"/>
+    <w:lsdException w:name="Normal Indent" w:semiHidden="1" w:unhideWhenUsed="1"/>
+    <w:lsdException w:name="footnote text" w:semiHidden="1" w:unhideWhenUsed="1"/>
+    <w:lsdException w:name="annotation text" w:semiHidden="1" w:unhideWhenUsed="1"/>
+    <w:lsdException w:name="header" w:semiHidden="1" w:unhideWhenUsed="1"/>
+    <w:lsdException w:name="footer" w:semiHidden="1" w:unhideWhenUsed="1"/>
+    <w:lsdException w:name="index heading" w:semiHidden="1" w:unhideWhenUsed="1"/>
+    <w:lsdException w:name="caption" w:semiHidden="1" w:uiPriority="35" w:unhideWhenUsed="1" w:qFormat="1"/>
+    <w:lsdException w:name="table of figures" w:semiHidden="1" w:unhideWhenUsed="1"/>
+    <w:lsdException w:name="envelope address" w:semiHidden="1" w:unhideWhenUsed="1"/>
+    <w:lsdException w:name="envelope return" w:semiHidden="1" w:unhideWhenUsed="1"/>
+    <w:lsdException w:name="footnote reference" w:semiHidden="1" w:unhideWhenUsed="1"/>
+    <w:lsdException w:name="annotation reference" w:semiHidden="1" w:unhideWhenUsed="1"/>
+    <w:lsdException w:name="line number" w:semiHidden="1" w:unhideWhenUsed="1"/>
+    <w:lsdException w:name="page number" w:semiHidden="1" w:unhideWhenUsed="1"/>
+    <w:lsdException w:name="endnote reference" w:semiHidden="1" w:unhideWhenUsed="1"/>
+    <w:lsdException w:name="endnote text" w:semiHidden="1" w:unhideWhenUsed="1"/>
+    <w:lsdException w:name="table of authorities" w:semiHidden="1" w:unhideWhenUsed="1"/>
+    <w:lsdException w:name="macro" w:semiHidden="1" w:unhideWhenUsed="1"/>
+    <w:lsdException w:name="toa heading" w:semiHidden="1" w:unhideWhenUsed="1"/>
+    <w:lsdException w:name="List" w:semiHidden="1" w:unhideWhenUsed="1"/>
+    <w:lsdException w:name="List Bullet" w:semiHidden="1" w:unhideWhenUsed="1"/>
+    <w:lsdException w:name="List Number" w:semiHidden="1" w:unhideWhenUsed="1"/>
+    <w:lsdException w:name="List 2" w:semiHidden="1" w:unhideWhenUsed="1"/>
+    <w:lsdException w:name="List 3" w:semiHidden="1" w:unhideWhenUsed="1"/>
+    <w:lsdException w:name="List 4" w:semiHidden="1" w:unhideWhenUsed="1"/>
+    <w:lsdException w:name="List 5" w:semiHidden="1" w:unhideWhenUsed="1"/>
+    <w:lsdException w:name="List Bullet 2" w:semiHidden="1" w:unhideWhenUsed="1"/>
+    <w:lsdException w:name="List Bullet 3" w:semiHidden="1" w:unhideWhenUsed="1"/>
+    <w:lsdException w:name="List Bullet 4" w:semiHidden="1" w:unhideWhenUsed="1"/>
+    <w:lsdException w:name="List Bullet 5" w:semiHidden="1" w:unhideWhenUsed="1"/>
+    <w:lsdException w:name="List Number 2" w:semiHidden="1" w:unhideWhenUsed="1"/>
+    <w:lsdException w:name="List Number 3" w:semiHidden="1" w:unhideWhenUsed="1"/>
+    <w:lsdException w:name="List Number 4" w:semiHidden="1" w:unhideWhenUsed="1"/>
+    <w:lsdException w:name="List Number 5" w:semiHidden="1" w:unhideWhenUsed="1"/>
+    <w:lsdException w:name="Title" w:uiPriority="10" w:qFormat="1"/>
+    <w:lsdException w:name="Closing" w:semiHidden="1" w:unhideWhenUsed="1"/>
+    <w:lsdException w:name="Signature" w:semiHidden="1" w:unhideWhenUsed="1"/>
+    <w:lsdException w:name="Default Paragraph Font" w:semiHidden="1" w:uiPriority="1" w:unhideWhenUsed="1"/>
+    <w:lsdException w:name="Body Text" w:semiHidden="1" w:unhideWhenUsed="1"/>
+    <w:lsdException w:name="Body Text Indent" w:semiHidden="1" w:unhideWhenUsed="1"/>
+    <w:lsdException w:name="List Continue" w:semiHidden="1" w:unhideWhenUsed="1"/>
+    <w:lsdException w:name="List Continue 2" w:semiHidden="1" w:unhideWhenUsed="1"/>
+    <w:lsdException w:name="List Continue 3" w:semiHidden="1" w:unhideWhenUsed="1"/>
+    <w:lsdException w:name="List Continue 4" w:semiHidden="1" w:unhideWhenUsed="1"/>
+    <w:lsdException w:name="List Continue 5" w:semiHidden="1" w:unhideWhenUsed="1"/>
+    <w:lsdException w:name="Message Header" w:semiHidden="1" w:unhideWhenUsed="1"/>
+    <w:lsdException w:name="Subtitle" w:uiPriority="11" w:qFormat="1"/>
+    <w:lsdException w:name="Salutation" w:semiHidden="1" w:unhideWhenUsed="1"/>
+    <w:lsdException w:name="Date" w:semiHidden="1" w:unhideWhenUsed="1"/>
+    <w:lsdException w:name="Body Text First Indent" w:semiHidden="1" w:unhideWhenUsed="1"/>
+    <w:lsdException w:name="Body Text First Indent 2" w:semiHidden="1" w:unhideWhenUsed="1"/>
+    <w:lsdException w:name="Note Heading" w:semiHidden="1" w:unhideWhenUsed="1"/>
+    <w:lsdException w:name="Body Text 2" w:semiHidden="1" w:unhideWhenUsed="1"/>
+    <w:lsdException w:name="Body Text 3" w:semiHidden="1" w:unhideWhenUsed="1"/>
+    <w:lsdException w:name="Body Text Indent 2" w:semiHidden="1" w:unhideWhenUsed="1"/>
+    <w:lsdException w:name="Body Text Indent 3" w:semiHidden="1" w:unhideWhenUsed="1"/>
+    <w:lsdException w:name="Block Text" w:semiHidden="1" w:unhideWhenUsed="1"/>
+    <w:lsdException w:name="Hyperlink" w:semiHidden="1" w:unhideWhenUsed="1"/>
+    <w:lsdException w:name="FollowedHyperlink" w:semiHidden="1" w:unhideWhenUsed="1"/>
+    <w:lsdException w:name="Strong" w:uiPriority="22" w:qFormat="1"/>
+    <w:lsdException w:name="Emphasis" w:uiPriority="20" w:qFormat="1"/>
+    <w:lsdException w:name="Document Map" w:semiHidden="1" w:unhideWhenUsed="1"/>
+    <w:lsdException w:name="Plain Text" w:semiHidden="1" w:unhideWhenUsed="1"/>
+    <w:lsdException w:name="E-mail Signature" w:semiHidden="1" w:unhideWhenUsed="1"/>
+    <w:lsdException w:name="HTML Top of Form" w:semiHidden="1" w:unhideWhenUsed="1"/>
+    <w:lsdException w:name="HTML Bottom of Form" w:semiHidden="1" w:unhideWhenUsed="1"/>
+    <w:lsdException w:name="Normal (Web)" w:semiHidden="1" w:unhideWhenUsed="1"/>
+    <w:lsdException w:name="HTML Acronym" w:semiHidden="1" w:unhideWhenUsed="1"/>
+    <w:lsdException w:name="HTML Address" w:semiHidden="1" w:unhideWhenUsed="1"/>
+    <w:lsdException w:name="HTML Cite" w:semiHidden="1" w:unhideWhenUsed="1"/>
+    <w:lsdException w:name="HTML Code" w:semiHidden="1" w:unhideWhenUsed="1"/>
+    <w:lsdException w:name="HTML Definition" w:semiHidden="1" w:unhideWhenUsed="1"/>
+    <w:lsdException w:name="HTML Keyboard" w:semiHidden="1" w:unhideWhenUsed="1"/>
+    <w:lsdException w:name="HTML Preformatted" w:semiHidden="1" w:unhideWhenUsed="1"/>
+    <w:lsdException w:name="HTML Sample" w:semiHidden="1" w:unhideWhenUsed="1"/>
+    <w:lsdException w:name="HTML Typewriter" w:semiHidden="1" w:unhideWhenUsed="1"/>
+    <w:lsdException w:name="HTML Variable" w:semiHidden="1" w:unhideWhenUsed="1"/>
+    <w:lsdException w:name="Normal Table" w:semiHidden="1" w:unhideWhenUsed="1"/>
+    <w:lsdException w:name="annotation subject" w:semiHidden="1" w:unhideWhenUsed="1"/>
+    <w:lsdException w:name="No List" w:semiHidden="1" w:unhideWhenUsed="1"/>
+    <w:lsdException w:name="Outline List 1" w:semiHidden="1" w:unhideWhenUsed="1"/>
+    <w:lsdException w:name="Outline List 2" w:semiHidden="1" w:unhideWhenUsed="1"/>
+    <w:lsdException w:name="Outline List 3" w:semiHidden="1" w:unhideWhenUsed="1"/>
+    <w:lsdException w:name="Table Simple 1" w:semiHidden="1" w:unhideWhenUsed="1"/>
+    <w:lsdException w:name="Table Simple 2" w:semiHidden="1" w:unhideWhenUsed="1"/>
+    <w:lsdException w:name="Table Simple 3" w:semiHidden="1" w:unhideWhenUsed="1"/>
+    <w:lsdException w:name="Table Classic 1" w:semiHidden="1" w:unhideWhenUsed="1"/>
+    <w:lsdException w:name="Table Classic 2" w:semiHidden="1" w:unhideWhenUsed="1"/>
+    <w:lsdException w:name="Table Classic 3" w:semiHidden="1" w:unhideWhenUsed="1"/>
+    <w:lsdException w:name="Table Classic 4" w:semiHidden="1" w:unhideWhenUsed="1"/>
+    <w:lsdException w:name="Table Colorful 1" w:semiHidden="1" w:unhideWhenUsed="1"/>
+    <w:lsdException w:name="Table Colorful 2" w:semiHidden="1" w:unhideWhenUsed="1"/>
+    <w:lsdException w:name="Table Colorful 3" w:semiHidden="1" w:unhideWhenUsed="1"/>
+    <w:lsdException w:name="Table Columns 1" w:semiHidden="1" w:unhideWhenUsed="1"/>
+    <w:lsdException w:name="Table Columns 2" w:semiHidden="1" w:unhideWhenUsed="1"/>
+    <w:lsdException w:name="Table Columns 3" w:semiHidden="1" w:unhideWhenUsed="1"/>
+    <w:lsdException w:name="Table Columns 4" w:semiHidden="1" w:unhideWhenUsed="1"/>
+    <w:lsdException w:name="Table Columns 5" w:semiHidden="1" w:unhideWhenUsed="1"/>
+    <w:lsdException w:name="Table Grid 1" w:semiHidden="1" w:unhideWhenUsed="1"/>
+    <w:lsdException w:name="Table Grid 2" w:semiHidden="1" w:unhideWhenUsed="1"/>
+    <w:lsdException w:name="Table Grid 3" w:semiHidden="1" w:unhideWhenUsed="1"/>
+    <w:lsdException w:name="Table Grid 4" w:semiHidden="1" w:unhideWhenUsed="1"/>
+    <w:lsdException w:name="Table Grid 5" w:semiHidden="1" w:unhideWhenUsed="1"/>
+    <w:lsdException w:name="Table Grid 6" w:semiHidden="1" w:unhideWhenUsed="1"/>
+    <w:lsdException w:name="Table Grid 7" w:semiHidden="1" w:unhideWhenUsed="1"/>
+    <w:lsdException w:name="Table Grid 8" w:semiHidden="1" w:unhideWhenUsed="1"/>
+    <w:lsdException w:name="Table List 1" w:semiHidden="1" w:unhideWhenUsed="1"/>
+    <w:lsdException w:name="Table List 2" w:semiHidden="1" w:unhideWhenUsed="1"/>
+    <w:lsdException w:name="Table List 3" w:semiHidden="1" w:unhideWhenUsed="1"/>
+    <w:lsdException w:name="Table List 4" w:semiHidden="1" w:unhideWhenUsed="1"/>
+    <w:lsdException w:name="Table List 5" w:semiHidden="1" w:unhideWhenUsed="1"/>
+    <w:lsdException w:name="Table List 6" w:semiHidden="1" w:unhideWhenUsed="1"/>
+    <w:lsdException w:name="Table List 7" w:semiHidden="1" w:unhideWhenUsed="1"/>
+    <w:lsdException w:name="Table List 8" w:semiHidden="1" w:unhideWhenUsed="1"/>
+    <w:lsdException w:name="Table 3D effects 1" w:semiHidden="1" w:unhideWhenUsed="1"/>
+    <w:lsdException w:name="Table 3D effects 2" w:semiHidden="1" w:unhideWhenUsed="1"/>
+    <w:lsdException w:name="Table 3D effects 3" w:semiHidden="1" w:unhideWhenUsed="1"/>
+    <w:lsdException w:name="Table Contemporary" w:semiHidden="1" w:unhideWhenUsed="1"/>
+    <w:lsdException w:name="Table Elegant" w:semiHidden="1" w:unhideWhenUsed="1"/>
+    <w:lsdException w:name="Table Professional" w:semiHidden="1" w:unhideWhenUsed="1"/>
+    <w:lsdException w:name="Table Subtle 1" w:semiHidden="1" w:unhideWhenUsed="1"/>
+    <w:lsdException w:name="Table Subtle 2" w:semiHidden="1" w:unhideWhenUsed="1"/>
+    <w:lsdException w:name="Table Web 1" w:semiHidden="1" w:unhideWhenUsed="1"/>
+    <w:lsdException w:name="Table Web 2" w:semiHidden="1" w:unhideWhenUsed="1"/>
+    <w:lsdException w:name="Table Web 3" w:semiHidden="1" w:unhideWhenUsed="1"/>
+    <w:lsdException w:name="Balloon Text" w:semiHidden="1" w:unhideWhenUsed="1"/>
+    <w:lsdException w:name="Table Grid" w:uiPriority="39"/>
+    <w:lsdException w:name="Table Theme" w:semiHidden="1" w:unhideWhenUsed="1"/>
+    <w:lsdException w:name="Placeholder Text" w:semiHidden="1"/>
+    <w:lsdException w:name="No Spacing" w:uiPriority="1" w:qFormat="1"/>
+    <w:lsdException w:name="Light Shading" w:uiPriority="60"/>
+    <w:lsdException w:name="Light List" w:uiPriority="61"/>
+    <w:lsdException w:name="Light Grid" w:uiPriority="62"/>
+    <w:lsdException w:name="Medium Shading 1" w:uiPriority="63"/>
+    <w:lsdException w:name="Medium Shading 2" w:uiPriority="64"/>
+    <w:lsdException w:name="Medium List 1" w:uiPriority="65"/>
+    <w:lsdException w:name="Medium List 2" w:uiPriority="66"/>
+    <w:lsdException w:name="Medium Grid 1" w:uiPriority="67"/>
+    <w:lsdException w:name="Medium Grid 2" w:uiPriority="68"/>
+    <w:lsdException w:name="Medium Grid 3" w:uiPriority="69"/>
+    <w:lsdException w:name="Dark List" w:uiPriority="70"/>
+    <w:lsdException w:name="Colorful Shading" w:uiPriority="71"/>
+    <w:lsdException w:name="Colorful List" w:uiPriority="72"/>
+    <w:lsdException w:name="Colorful Grid" w:uiPriority="73"/>
+    <w:lsdException w:name="Light Shading Accent 1" w:uiPriority="60"/>
+    <w:lsdException w:name="Light List Accent 1" w:uiPriority="61"/>
+    <w:lsdException w:name="Light Grid Accent 1" w:uiPriority="62"/>
+    <w:lsdException w:name="Medium Shading 1 Accent 1" w:uiPriority="63"/>
+    <w:lsdException w:name="Medium Shading 2 Accent 1" w:uiPriority="64"/>
+    <w:lsdException w:name="Medium List 1 Accent 1" w:uiPriority="65"/>
+    <w:lsdException w:name="Revision" w:semiHidden="1"/>
+    <w:lsdException w:name="List Paragraph" w:uiPriority="34" w:qFormat="1"/>
+    <w:lsdException w:name="Quote" w:uiPriority="29" w:qFormat="1"/>
+    <w:lsdException w:name="Intense Quote" w:uiPriority="30" w:qFormat="1"/>
+    <w:lsdException w:name="Medium List 2 Accent 1" w:uiPriority="66"/>
+    <w:lsdException w:name="Medium Grid 1 Accent 1" w:uiPriority="67"/>
+    <w:lsdException w:name="Medium Grid 2 Accent 1" w:uiPriority="68"/>
+    <w:lsdException w:name="Medium Grid 3 Accent 1" w:uiPriority="69"/>
+    <w:lsdException w:name="Dark List Accent 1" w:uiPriority="70"/>
+    <w:lsdException w:name="Colorful Shading Accent 1" w:uiPriority="71"/>
+    <w:lsdException w:name="Colorful List Accent 1" w:uiPriority="72"/>
+    <w:lsdException w:name="Colorful Grid Accent 1" w:uiPriority="73"/>
+    <w:lsdException w:name="Light Shading Accent 2" w:uiPriority="60"/>
+    <w:lsdException w:name="Light List Accent 2" w:uiPriority="61"/>
+    <w:lsdException w:name="Light Grid Accent 2" w:uiPriority="62"/>
+    <w:lsdException w:name="Medium Shading 1 Accent 2" w:uiPriority="63"/>
+    <w:lsdException w:name="Medium Shading 2 Accent 2" w:uiPriority="64"/>
+    <w:lsdException w:name="Medium List 1 Accent 2" w:uiPriority="65"/>
+    <w:lsdException w:name="Medium List 2 Accent 2" w:uiPriority="66"/>
+    <w:lsdException w:name="Medium Grid 1 Accent 2" w:uiPriority="67"/>
+    <w:lsdException w:name="Medium Grid 2 Accent 2" w:uiPriority="68"/>
+    <w:lsdException w:name="Medium Grid 3 Accent 2" w:uiPriority="69"/>
+    <w:lsdException w:name="Dark List Accent 2" w:uiPriority="70"/>
+    <w:lsdException w:name="Colorful Shading Accent 2" w:uiPriority="71"/>
+    <w:lsdException w:name="Colorful List Accent 2" w:uiPriority="72"/>
+    <w:lsdException w:name="Colorful Grid Accent 2" w:uiPriority="73"/>
+    <w:lsdException w:name="Light Shading Accent 3" w:uiPriority="60"/>
+    <w:lsdException w:name="Light List Accent 3" w:uiPriority="61"/>
+    <w:lsdException w:name="Light Grid Accent 3" w:uiPriority="62"/>
+    <w:lsdException w:name="Medium Shading 1 Accent 3" w:uiPriority="63"/>
+    <w:lsdException w:name="Medium Shading 2 Accent 3" w:uiPriority="64"/>
+    <w:lsdException w:name="Medium List 1 Accent 3" w:uiPriority="65"/>
+    <w:lsdException w:name="Medium List 2 Accent 3" w:uiPriority="66"/>
+    <w:lsdException w:name="Medium Grid 1 Accent 3" w:uiPriority="67"/>
+    <w:lsdException w:name="Medium Grid 2 Accent 3" w:uiPriority="68"/>
+    <w:lsdException w:name="Medium Grid 3 Accent 3" w:uiPriority="69"/>
+    <w:lsdException w:name="Dark List Accent 3" w:uiPriority="70"/>
+    <w:lsdException w:name="Colorful Shading Accent 3" w:uiPriority="71"/>
+    <w:lsdException w:name="Colorful List Accent 3" w:uiPriority="72"/>
+    <w:lsdException w:name="Colorful Grid Accent 3" w:uiPriority="73"/>
+    <w:lsdException w:name="Light Shading Accent 4" w:uiPriority="60"/>
+    <w:lsdException w:name="Light List Accent 4" w:uiPriority="61"/>
+    <w:lsdException w:name="Light Grid Accent 4" w:uiPriority="62"/>
+    <w:lsdException w:name="Medium Shading 1 Accent 4" w:uiPriority="63"/>
+    <w:lsdException w:name="Medium Shading 2 Accent 4" w:uiPriority="64"/>
+    <w:lsdException w:name="Medium List 1 Accent 4" w:uiPriority="65"/>
+    <w:lsdException w:name="Medium List 2 Accent 4" w:uiPriority="66"/>
+    <w:lsdException w:name="Medium Grid 1 Accent 4" w:uiPriority="67"/>
+    <w:lsdException w:name="Medium Grid 2 Accent 4" w:uiPriority="68"/>
+    <w:lsdException w:name="Medium Grid 3 Accent 4" w:uiPriority="69"/>
+    <w:lsdException w:name="Dark List Accent 4" w:uiPriority="70"/>
+    <w:lsdException w:name="Colorful Shading Accent 4" w:uiPriority="71"/>
+    <w:lsdException w:name="Colorful List Accent 4" w:uiPriority="72"/>
+    <w:lsdException w:name="Colorful Grid Accent 4" w:uiPriority="73"/>
+    <w:lsdException w:name="Light Shading Accent 5" w:uiPriority="60"/>
+    <w:lsdException w:name="Light List Accent 5" w:uiPriority="61"/>
+    <w:lsdException w:name="Light Grid Accent 5" w:uiPriority="62"/>
+    <w:lsdException w:name="Medium Shading 1 Accent 5" w:uiPriority="63"/>
+    <w:lsdException w:name="Medium Shading 2 Accent 5" w:uiPriority="64"/>
+    <w:lsdException w:name="Medium List 1 Accent 5" w:uiPriority="65"/>
+    <w:lsdException w:name="Medium List 2 Accent 5" w:uiPriority="66"/>
+    <w:lsdException w:name="Medium Grid 1 Accent 5" w:uiPriority="67"/>
+    <w:lsdException w:name="Medium Grid 2 Accent 5" w:uiPriority="68"/>
+    <w:lsdException w:name="Medium Grid 3 Accent 5" w:uiPriority="69"/>
+    <w:lsdException w:name="Dark List Accent 5" w:uiPriority="70"/>
+    <w:lsdException w:name="Colorful Shading Accent 5" w:uiPriority="71"/>
+    <w:lsdException w:name="Colorful List Accent 5" w:uiPriority="72"/>
+    <w:lsdException w:name="Colorful Grid Accent 5" w:uiPriority="73"/>
+    <w:lsdException w:name="Light Shading Accent 6" w:uiPriority="60"/>
+    <w:lsdException w:name="Light List Accent 6" w:uiPriority="61"/>
+    <w:lsdException w:name="Light Grid Accent 6" w:uiPriority="62"/>
+    <w:lsdException w:name="Medium Shading 1 Accent 6" w:uiPriority="63"/>
+    <w:lsdException w:name="Medium Shading 2 Accent 6" w:uiPriority="64"/>
+    <w:lsdException w:name="Medium List 1 Accent 6" w:uiPriority="65"/>
+    <w:lsdException w:name="Medium List 2 Accent 6" w:uiPriority="66"/>
+    <w:lsdException w:name="Medium Grid 1 Accent 6" w:uiPriority="67"/>
+    <w:lsdException w:name="Medium Grid 2 Accent 6" w:uiPriority="68"/>
+    <w:lsdException w:name="Medium Grid 3 Accent 6" w:uiPriority="69"/>
+    <w:lsdException w:name="Dark List Accent 6" w:uiPriority="70"/>
+    <w:lsdException w:name="Colorful Shading Accent 6" w:uiPriority="71"/>
+    <w:lsdException w:name="Colorful List Accent 6" w:uiPriority="72"/>
+    <w:lsdException w:name="Colorful Grid Accent 6" w:uiPriority="73"/>
+    <w:lsdException w:name="Subtle Emphasis" w:uiPriority="19" w:qFormat="1"/>
+    <w:lsdException w:name="Intense Emphasis" w:uiPriority="21" w:qFormat="1"/>
+    <w:lsdException w:name="Subtle Reference" w:uiPriority="31" w:qFormat="1"/>
+    <w:lsdException w:name="Intense Reference" w:uiPriority="32" w:qFormat="1"/>
+    <w:lsdException w:name="Book Title" w:uiPriority="33" w:qFormat="1"/>
+    <w:lsdException w:name="Bibliography" w:semiHidden="1" w:uiPriority="37" w:unhideWhenUsed="1"/>
+    <w:lsdException w:name="TOC Heading" w:semiHidden="1" w:uiPriority="39" w:unhideWhenUsed="1" w:qFormat="1"/>
+    <w:lsdException w:name="Plain Table 1" w:uiPriority="41"/>
+    <w:lsdException w:name="Plain Table 2" w:uiPriority="42"/>
+    <w:lsdException w:name="Plain Table 3" w:uiPriority="43"/>
+    <w:lsdException w:name="Plain Table 4" w:uiPriority="44"/>
+    <w:lsdException w:name="Plain Table 5" w:uiPriority="45"/>
+    <w:lsdException w:name="Grid Table Light" w:uiPriority="40"/>
+    <w:lsdException w:name="Grid Table 1 Light" w:uiPriority="46"/>
+    <w:lsdException w:name="Grid Table 2" w:uiPriority="47"/>
+    <w:lsdException w:name="Grid Table 3" w:uiPriority="48"/>
+    <w:lsdException w:name="Grid Table 4" w:uiPriority="49"/>
+    <w:lsdException w:name="Grid Table 5 Dark" w:uiPriority="50"/>
+    <w:lsdException w:name="Grid Table 6 Colorful" w:uiPriority="51"/>
+    <w:lsdException w:name="Grid Table 7 Colorful" w:uiPriority="52"/>
+    <w:lsdException w:name="Grid Table 1 Light Accent 1" w:uiPriority="46"/>
+    <w:lsdException w:name="Grid Table 2 Accent 1" w:uiPriority="47"/>
+    <w:lsdException w:name="Grid Table 3 Accent 1" w:uiPriority="48"/>
+    <w:lsdException w:name="Grid Table 4 Accent 1" w:uiPriority="49"/>
+    <w:lsdException w:name="Grid Table 5 Dark Accent 1" w:uiPriority="50"/>
+    <w:lsdException w:name="Grid Table 6 Colorful Accent 1" w:uiPriority="51"/>
+    <w:lsdException w:name="Grid Table 7 Colorful Accent 1" w:uiPriority="52"/>
+    <w:lsdException w:name="Grid Table 1 Light Accent 2" w:uiPriority="46"/>
+    <w:lsdException w:name="Grid Table 2 Accent 2" w:uiPriority="47"/>
+    <w:lsdException w:name="Grid Table 3 Accent 2" w:uiPriority="48"/>
+    <w:lsdException w:name="Grid Table 4 Accent 2" w:uiPriority="49"/>
+    <w:lsdException w:name="Grid Table 5 Dark Accent 2" w:uiPriority="50"/>
+    <w:lsdException w:name="Grid Table 6 Colorful Accent 2" w:uiPriority="51"/>
+    <w:lsdException w:name="Grid Table 7 Colorful Accent 2" w:uiPriority="52"/>
+    <w:lsdException w:name="Grid Table 1 Light Accent 3" w:uiPriority="46"/>
+    <w:lsdException w:name="Grid Table 2 Accent 3" w:uiPriority="47"/>
+    <w:lsdException w:name="Grid Table 3 Accent 3" w:uiPriority="48"/>
+    <w:lsdException w:name="Grid Table 4 Accent 3" w:uiPriority="49"/>
+    <w:lsdException w:name="Grid Table 5 Dark Accent 3" w:uiPriority="50"/>
+    <w:lsdException w:name="Grid Table 6 Colorful Accent 3" w:uiPriority="51"/>
+    <w:lsdException w:name="Grid Table 7 Colorful Accent 3" w:uiPriority="52"/>
+    <w:lsdException w:name="Grid Table 1 Light Accent 4" w:uiPriority="46"/>
+    <w:lsdException w:name="Grid Table 2 Accent 4" w:uiPriority="47"/>
+    <w:lsdException w:name="Grid Table 3 Accent 4" w:uiPriority="48"/>
+    <w:lsdException w:name="Grid Table 4 Accent 4" w:uiPriority="49"/>
+    <w:lsdException w:name="Grid Table 5 Dark Accent 4" w:uiPriority="50"/>
+    <w:lsdException w:name="Grid Table 6 Colorful Accent 4" w:uiPriority="51"/>
+    <w:lsdException w:name="Grid Table 7 Colorful Accent 4" w:uiPriority="52"/>
+    <w:lsdException w:name="Grid Table 1 Light Accent 5" w:uiPriority="46"/>
+    <w:lsdException w:name="Grid Table 2 Accent 5" w:uiPriority="47"/>
+    <w:lsdException w:name="Grid Table 3 Accent 5" w:uiPriority="48"/>
+    <w:lsdException w:name="Grid Table 4 Accent 5" w:uiPriority="49"/>
+    <w:lsdException w:name="Grid Table 5 Dark Accent 5" w:uiPriority="50"/>
+    <w:lsdException w:name="Grid Table 6 Colorful Accent 5" w:uiPriority="51"/>
+    <w:lsdException w:name="Grid Table 7 Colorful Accent 5" w:uiPriority="52"/>
+    <w:lsdException w:name="Grid Table 1 Light Accent 6" w:uiPriority="46"/>
+    <w:lsdException w:name="Grid Table 2 Accent 6" w:uiPriority="47"/>
+    <w:lsdException w:name="Grid Table 3 Accent 6" w:uiPriority="48"/>
+    <w:lsdException w:name="Grid Table 4 Accent 6" w:uiPriority="49"/>
+    <w:lsdException w:name="Grid Table 5 Dark Accent 6" w:uiPriority="50"/>
+    <w:lsdException w:name="Grid Table 6 Colorful Accent 6" w:uiPriority="51"/>
+    <w:lsdException w:name="Grid Table 7 Colorful Accent 6" w:uiPriority="52"/>
+    <w:lsdException w:name="List Table 1 Light" w:uiPriority="46"/>
+    <w:lsdException w:name="List Table 2" w:uiPriority="47"/>
+    <w:lsdException w:name="List Table 3" w:uiPriority="48"/>
+    <w:lsdException w:name="List Table 4" w:uiPriority="49"/>
+    <w:lsdException w:name="List Table 5 Dark" w:uiPriority="50"/>
+    <w:lsdException w:name="List Table 6 Colorful" w:uiPriority="51"/>
+    <w:lsdException w:name="List Table 7 Colorful" w:uiPriority="52"/>
+    <w:lsdException w:name="List Table 1 Light Accent 1" w:uiPriority="46"/>
+    <w:lsdException w:name="List Table 2 Accent 1" w:uiPriority="47"/>
+    <w:lsdException w:name="List Table 3 Accent 1" w:uiPriority="48"/>
+    <w:lsdException w:name="List Table 4 Accent 1" w:uiPriority="49"/>
+    <w:lsdException w:name="List Table 5 Dark Accent 1" w:uiPriority="50"/>
+    <w:lsdException w:name="List Table 6 Colorful Accent 1" w:uiPriority="51"/>
+    <w:lsdException w:name="List Table 7 Colorful Accent 1" w:uiPriority="52"/>
+    <w:lsdException w:name="List Table 1 Light Accent 2" w:uiPriority="46"/>
+    <w:lsdException w:name="List Table 2 Accent 2" w:uiPriority="47"/>
+    <w:lsdException w:name="List Table 3 Accent 2" w:uiPriority="48"/>
+    <w:lsdException w:name="List Table 4 Accent 2" w:uiPriority="49"/>
+    <w:lsdException w:name="List Table 5 Dark Accent 2" w:uiPriority="50"/>
+    <w:lsdException w:name="List Table 6 Colorful Accent 2" w:uiPriority="51"/>
+    <w:lsdException w:name="List Table 7 Colorful Accent 2" w:uiPriority="52"/>
+    <w:lsdException w:name="List Table 1 Light Accent 3" w:uiPriority="46"/>
+    <w:lsdException w:name="List Table 2 Accent 3" w:uiPriority="47"/>
+    <w:lsdException w:name="List Table 3 Accent 3" w:uiPriority="48"/>
+    <w:lsdException w:name="List Table 4 Accent 3" w:uiPriority="49"/>
+    <w:lsdException w:name="List Table 5 Dark Accent 3" w:uiPriority="50"/>
+    <w:lsdException w:name="List Table 6 Colorful Accent 3" w:uiPriority="51"/>
+    <w:lsdException w:name="List Table 7 Colorful Accent 3" w:uiPriority="52"/>
+    <w:lsdException w:name="List Table 1 Light Accent 4" w:uiPriority="46"/>
+    <w:lsdException w:name="List Table 2 Accent 4" w:uiPriority="47"/>
+    <w:lsdException w:name="List Table 3 Accent 4" w:uiPriority="48"/>
+    <w:lsdException w:name="List Table 4 Accent 4" w:uiPriority="49"/>
+    <w:lsdException w:name="List Table 5 Dark Accent 4" w:uiPriority="50"/>
+    <w:lsdException w:name="List Table 6 Colorful Accent 4" w:uiPriority="51"/>
+    <w:lsdException w:name="List Table 7 Colorful Accent 4" w:uiPriority="52"/>
+    <w:lsdException w:name="List Table 1 Light Accent 5" w:uiPriority="46"/>
+    <w:lsdException w:name="List Table 2 Accent 5" w:uiPriority="47"/>
+    <w:lsdException w:name="List Table 3 Accent 5" w:uiPriority="48"/>
+    <w:lsdException w:name="List Table 4 Accent 5" w:uiPriority="49"/>
+    <w:lsdException w:name="List Table 5 Dark Accent 5" w:uiPriority="50"/>
+    <w:lsdException w:name="List Table 6 Colorful Accent 5" w:uiPriority="51"/>
+    <w:lsdException w:name="List Table 7 Colorful Accent 5" w:uiPriority="52"/>
+    <w:lsdException w:name="List Table 1 Light Accent 6" w:uiPriority="46"/>
+    <w:lsdException w:name="List Table 2 Accent 6" w:uiPriority="47"/>
+    <w:lsdException w:name="List Table 3 Accent 6" w:uiPriority="48"/>
+    <w:lsdException w:name="List Table 4 Accent 6" w:uiPriority="49"/>
+    <w:lsdException w:name="List Table 5 Dark Accent 6" w:uiPriority="50"/>
+    <w:lsdException w:name="List Table 6 Colorful Accent 6" w:uiPriority="51"/>
+    <w:lsdException w:name="List Table 7 Colorful Accent 6" w:uiPriority="52"/>
+    <w:lsdException w:name="Mention" w:semiHidden="1" w:unhideWhenUsed="1"/>
+    <w:lsdException w:name="Smart Hyperlink" w:semiHidden="1" w:unhideWhenUsed="1"/>
+    <w:lsdException w:name="Hashtag" w:semiHidden="1" w:unhideWhenUsed="1"/>
+    <w:lsdException w:name="Unresolved Mention" w:semiHidden="1" w:unhideWhenUsed="1"/>
+    <w:lsdException w:name="Smart Link" w:semiHidden="1" w:unhideWhenUsed="1"/>
+  </w:latentStyles>
+  <w:style w:type="paragraph" w:default="1" w:styleId="Normal">
+    <w:name w:val="Normal"/>
     <w:qFormat/>
-    <w:rPr>
-      <w:sz w:val="56"/>
-      <w:szCs w:val="56"/>
-    </w:rPr>
   </w:style>
   <w:style w:type="paragraph" w:styleId="Heading1">
-    <w:name w:val="Heading 1"/>
-    <w:basedOn w:val="Normal"/>
-    <w:next w:val="Normal"/>
+    <w:name w:val="heading 1"/>
+    <w:uiPriority w:val="9"/>
     <w:qFormat/>
+    <w:pPr>
+      <w:outlineLvl w:val="0"/>
+    </w:pPr>
     <w:rPr>
       <w:color w:val="2E74B5"/>
       <w:sz w:val="32"/>
@@ -1070,10 +2026,14 @@
     </w:rPr>
   </w:style>
   <w:style w:type="paragraph" w:styleId="Heading2">
-    <w:name w:val="Heading 2"/>
-    <w:basedOn w:val="Normal"/>
-    <w:next w:val="Normal"/>
+    <w:name w:val="heading 2"/>
+    <w:uiPriority w:val="9"/>
+    <w:semiHidden/>
+    <w:unhideWhenUsed/>
     <w:qFormat/>
+    <w:pPr>
+      <w:outlineLvl w:val="1"/>
+    </w:pPr>
     <w:rPr>
       <w:color w:val="2E74B5"/>
       <w:sz w:val="26"/>
@@ -1081,10 +2041,14 @@
     </w:rPr>
   </w:style>
   <w:style w:type="paragraph" w:styleId="Heading3">
-    <w:name w:val="Heading 3"/>
-    <w:basedOn w:val="Normal"/>
-    <w:next w:val="Normal"/>
+    <w:name w:val="heading 3"/>
+    <w:uiPriority w:val="9"/>
+    <w:semiHidden/>
+    <w:unhideWhenUsed/>
     <w:qFormat/>
+    <w:pPr>
+      <w:outlineLvl w:val="2"/>
+    </w:pPr>
     <w:rPr>
       <w:color w:val="1F4D78"/>
       <w:sz w:val="24"/>
@@ -1092,10 +2056,14 @@
     </w:rPr>
   </w:style>
   <w:style w:type="paragraph" w:styleId="Heading4">
-    <w:name w:val="Heading 4"/>
-    <w:basedOn w:val="Normal"/>
-    <w:next w:val="Normal"/>
+    <w:name w:val="heading 4"/>
+    <w:uiPriority w:val="9"/>
+    <w:semiHidden/>
+    <w:unhideWhenUsed/>
     <w:qFormat/>
+    <w:pPr>
+      <w:outlineLvl w:val="3"/>
+    </w:pPr>
     <w:rPr>
       <w:i/>
       <w:iCs/>
@@ -1103,27 +2071,69 @@
     </w:rPr>
   </w:style>
   <w:style w:type="paragraph" w:styleId="Heading5">
-    <w:name w:val="Heading 5"/>
-    <w:basedOn w:val="Normal"/>
-    <w:next w:val="Normal"/>
+    <w:name w:val="heading 5"/>
+    <w:uiPriority w:val="9"/>
+    <w:semiHidden/>
+    <w:unhideWhenUsed/>
     <w:qFormat/>
+    <w:pPr>
+      <w:outlineLvl w:val="4"/>
+    </w:pPr>
     <w:rPr>
       <w:color w:val="2E74B5"/>
     </w:rPr>
   </w:style>
   <w:style w:type="paragraph" w:styleId="Heading6">
-    <w:name w:val="Heading 6"/>
-    <w:basedOn w:val="Normal"/>
-    <w:next w:val="Normal"/>
+    <w:name w:val="heading 6"/>
+    <w:uiPriority w:val="9"/>
+    <w:semiHidden/>
+    <w:unhideWhenUsed/>
     <w:qFormat/>
+    <w:pPr>
+      <w:outlineLvl w:val="5"/>
+    </w:pPr>
     <w:rPr>
       <w:color w:val="1F4D78"/>
     </w:rPr>
   </w:style>
-  <w:style w:type="paragraph" w:styleId="Strong">
-    <w:name w:val="Strong"/>
-    <w:basedOn w:val="Normal"/>
-    <w:next w:val="Normal"/>
+  <w:style w:type="character" w:default="1" w:styleId="DefaultParagraphFont">
+    <w:name w:val="Default Paragraph Font"/>
+    <w:uiPriority w:val="1"/>
+    <w:semiHidden/>
+    <w:unhideWhenUsed/>
+  </w:style>
+  <w:style w:type="table" w:default="1" w:styleId="TableNormal">
+    <w:name w:val="Normal Table"/>
+    <w:uiPriority w:val="99"/>
+    <w:semiHidden/>
+    <w:unhideWhenUsed/>
+    <w:tblPr>
+      <w:tblInd w:w="0" w:type="dxa"/>
+      <w:tblCellMar>
+        <w:top w:w="0" w:type="dxa"/>
+        <w:left w:w="108" w:type="dxa"/>
+        <w:bottom w:w="0" w:type="dxa"/>
+        <w:right w:w="108" w:type="dxa"/>
+      </w:tblCellMar>
+    </w:tblPr>
+  </w:style>
+  <w:style w:type="numbering" w:default="1" w:styleId="NoList">
+    <w:name w:val="No List"/>
+    <w:uiPriority w:val="99"/>
+    <w:semiHidden/>
+    <w:unhideWhenUsed/>
+  </w:style>
+  <w:style w:type="paragraph" w:styleId="Title">
+    <w:name w:val="Title"/>
+    <w:uiPriority w:val="10"/>
+    <w:qFormat/>
+    <w:rPr>
+      <w:sz w:val="56"/>
+      <w:szCs w:val="56"/>
+    </w:rPr>
+  </w:style>
+  <w:style w:type="paragraph" w:customStyle="1" w:styleId="Strong1">
+    <w:name w:val="Strong1"/>
     <w:qFormat/>
     <w:rPr>
       <w:b/>
@@ -1132,12 +2142,10 @@
   </w:style>
   <w:style w:type="paragraph" w:styleId="ListParagraph">
     <w:name w:val="List Paragraph"/>
-    <w:basedOn w:val="Normal"/>
     <w:qFormat/>
   </w:style>
   <w:style w:type="character" w:styleId="Hyperlink">
     <w:name w:val="Hyperlink"/>
-    <w:basedOn w:val="DefaultParagraphFont"/>
     <w:uiPriority w:val="99"/>
     <w:unhideWhenUsed/>
     <w:rPr>
@@ -1147,7 +2155,6 @@
   </w:style>
   <w:style w:type="character" w:styleId="FootnoteReference">
     <w:name w:val="footnote reference"/>
-    <w:basedOn w:val="DefaultParagraphFont"/>
     <w:uiPriority w:val="99"/>
     <w:semiHidden/>
     <w:unhideWhenUsed/>
@@ -1157,22 +2164,13 @@
   </w:style>
   <w:style w:type="paragraph" w:styleId="FootnoteText">
     <w:name w:val="footnote text"/>
-    <w:basedOn w:val="Normal"/>
     <w:link w:val="FootnoteTextChar"/>
     <w:uiPriority w:val="99"/>
     <w:semiHidden/>
     <w:unhideWhenUsed/>
-    <w:pPr>
-      <w:spacing w:after="0" w:line="240" w:lineRule="auto"/>
-    </w:pPr>
-    <w:rPr>
-      <w:sz w:val="20"/>
-      <w:szCs w:val="20"/>
-    </w:rPr>
   </w:style>
-  <w:style w:type="character" w:styleId="FootnoteTextChar">
+  <w:style w:type="character" w:customStyle="1" w:styleId="FootnoteTextChar">
     <w:name w:val="Footnote Text Char"/>
-    <w:basedOn w:val="DefaultParagraphFont"/>
     <w:link w:val="FootnoteText"/>
     <w:uiPriority w:val="99"/>
     <w:semiHidden/>
@@ -1184,7 +2182,6 @@
   </w:style>
   <w:style w:type="character" w:styleId="EndnoteReference">
     <w:name w:val="endnote reference"/>
-    <w:basedOn w:val="DefaultParagraphFont"/>
     <w:uiPriority w:val="99"/>
     <w:semiHidden/>
     <w:unhideWhenUsed/>
@@ -1194,22 +2191,13 @@
   </w:style>
   <w:style w:type="paragraph" w:styleId="EndnoteText">
     <w:name w:val="endnote text"/>
-    <w:basedOn w:val="Normal"/>
     <w:link w:val="EndnoteTextChar"/>
     <w:uiPriority w:val="99"/>
     <w:semiHidden/>
     <w:unhideWhenUsed/>
-    <w:pPr>
-      <w:spacing w:after="0" w:line="240" w:lineRule="auto"/>
-    </w:pPr>
-    <w:rPr>
-      <w:sz w:val="20"/>
-      <w:szCs w:val="20"/>
-    </w:rPr>
   </w:style>
-  <w:style w:type="character" w:styleId="EndnoteTextChar">
+  <w:style w:type="character" w:customStyle="1" w:styleId="EndnoteTextChar">
     <w:name w:val="Endnote Text Char"/>
-    <w:basedOn w:val="DefaultParagraphFont"/>
     <w:link w:val="EndnoteText"/>
     <w:uiPriority w:val="99"/>
     <w:semiHidden/>
@@ -1220,4 +2208,299 @@
     </w:rPr>
   </w:style>
 </w:styles>
+</file>
+
+<file path=word/theme/theme1.xml><?xml version="1.0" encoding="utf-8"?>
+<a:theme xmlns:a="http://schemas.openxmlformats.org/drawingml/2006/main" name="Office Theme">
+  <a:themeElements>
+    <a:clrScheme name="Office">
+      <a:dk1>
+        <a:sysClr val="windowText" lastClr="000000"/>
+      </a:dk1>
+      <a:lt1>
+        <a:sysClr val="window" lastClr="FFFFFF"/>
+      </a:lt1>
+      <a:dk2>
+        <a:srgbClr val="44546A"/>
+      </a:dk2>
+      <a:lt2>
+        <a:srgbClr val="E7E6E6"/>
+      </a:lt2>
+      <a:accent1>
+        <a:srgbClr val="4472C4"/>
+      </a:accent1>
+      <a:accent2>
+        <a:srgbClr val="ED7D31"/>
+      </a:accent2>
+      <a:accent3>
+        <a:srgbClr val="A5A5A5"/>
+      </a:accent3>
+      <a:accent4>
+        <a:srgbClr val="FFC000"/>
+      </a:accent4>
+      <a:accent5>
+        <a:srgbClr val="5B9BD5"/>
+      </a:accent5>
+      <a:accent6>
+        <a:srgbClr val="70AD47"/>
+      </a:accent6>
+      <a:hlink>
+        <a:srgbClr val="0563C1"/>
+      </a:hlink>
+      <a:folHlink>
+        <a:srgbClr val="954F72"/>
+      </a:folHlink>
+    </a:clrScheme>
+    <a:fontScheme name="Office">
+      <a:majorFont>
+        <a:latin typeface="Calibri Light" panose="020F0302020204030204"/>
+        <a:ea typeface=""/>
+        <a:cs typeface=""/>
+        <a:font script="Jpan" typeface="游ゴシック Light"/>
+        <a:font script="Hang" typeface="맑은 고딕"/>
+        <a:font script="Hans" typeface="等线 Light"/>
+        <a:font script="Hant" typeface="新細明體"/>
+        <a:font script="Arab" typeface="Times New Roman"/>
+        <a:font script="Hebr" typeface="Times New Roman"/>
+        <a:font script="Thai" typeface="Angsana New"/>
+        <a:font script="Ethi" typeface="Nyala"/>
+        <a:font script="Beng" typeface="Vrinda"/>
+        <a:font script="Gujr" typeface="Shruti"/>
+        <a:font script="Khmr" typeface="MoolBoran"/>
+        <a:font script="Knda" typeface="Tunga"/>
+        <a:font script="Guru" typeface="Raavi"/>
+        <a:font script="Cans" typeface="Euphemia"/>
+        <a:font script="Cher" typeface="Plantagenet Cherokee"/>
+        <a:font script="Yiii" typeface="Microsoft Yi Baiti"/>
+        <a:font script="Tibt" typeface="Microsoft Himalaya"/>
+        <a:font script="Thaa" typeface="MV Boli"/>
+        <a:font script="Deva" typeface="Mangal"/>
+        <a:font script="Telu" typeface="Gautami"/>
+        <a:font script="Taml" typeface="Latha"/>
+        <a:font script="Syrc" typeface="Estrangelo Edessa"/>
+        <a:font script="Orya" typeface="Kalinga"/>
+        <a:font script="Mlym" typeface="Kartika"/>
+        <a:font script="Laoo" typeface="DokChampa"/>
+        <a:font script="Sinh" typeface="Iskoola Pota"/>
+        <a:font script="Mong" typeface="Mongolian Baiti"/>
+        <a:font script="Viet" typeface="Times New Roman"/>
+        <a:font script="Uigh" typeface="Microsoft Uighur"/>
+        <a:font script="Geor" typeface="Sylfaen"/>
+        <a:font script="Armn" typeface="Arial"/>
+        <a:font script="Bugi" typeface="Leelawadee UI"/>
+        <a:font script="Bopo" typeface="Microsoft JhengHei"/>
+        <a:font script="Java" typeface="Javanese Text"/>
+        <a:font script="Lisu" typeface="Segoe UI"/>
+        <a:font script="Mymr" typeface="Myanmar Text"/>
+        <a:font script="Nkoo" typeface="Ebrima"/>
+        <a:font script="Olck" typeface="Nirmala UI"/>
+        <a:font script="Osma" typeface="Ebrima"/>
+        <a:font script="Phag" typeface="Phagspa"/>
+        <a:font script="Syrn" typeface="Estrangelo Edessa"/>
+        <a:font script="Syrj" typeface="Estrangelo Edessa"/>
+        <a:font script="Syre" typeface="Estrangelo Edessa"/>
+        <a:font script="Sora" typeface="Nirmala UI"/>
+        <a:font script="Tale" typeface="Microsoft Tai Le"/>
+        <a:font script="Talu" typeface="Microsoft New Tai Lue"/>
+        <a:font script="Tfng" typeface="Ebrima"/>
+      </a:majorFont>
+      <a:minorFont>
+        <a:latin typeface="Calibri" panose="020F0502020204030204"/>
+        <a:ea typeface=""/>
+        <a:cs typeface=""/>
+        <a:font script="Jpan" typeface="游明朝"/>
+        <a:font script="Hang" typeface="맑은 고딕"/>
+        <a:font script="Hans" typeface="等线"/>
+        <a:font script="Hant" typeface="新細明體"/>
+        <a:font script="Arab" typeface="Arial"/>
+        <a:font script="Hebr" typeface="Arial"/>
+        <a:font script="Thai" typeface="Cordia New"/>
+        <a:font script="Ethi" typeface="Nyala"/>
+        <a:font script="Beng" typeface="Vrinda"/>
+        <a:font script="Gujr" typeface="Shruti"/>
+        <a:font script="Khmr" typeface="DaunPenh"/>
+        <a:font script="Knda" typeface="Tunga"/>
+        <a:font script="Guru" typeface="Raavi"/>
+        <a:font script="Cans" typeface="Euphemia"/>
+        <a:font script="Cher" typeface="Plantagenet Cherokee"/>
+        <a:font script="Yiii" typeface="Microsoft Yi Baiti"/>
+        <a:font script="Tibt" typeface="Microsoft Himalaya"/>
+        <a:font script="Thaa" typeface="MV Boli"/>
+        <a:font script="Deva" typeface="Mangal"/>
+        <a:font script="Telu" typeface="Gautami"/>
+        <a:font script="Taml" typeface="Latha"/>
+        <a:font script="Syrc" typeface="Estrangelo Edessa"/>
+        <a:font script="Orya" typeface="Kalinga"/>
+        <a:font script="Mlym" typeface="Kartika"/>
+        <a:font script="Laoo" typeface="DokChampa"/>
+        <a:font script="Sinh" typeface="Iskoola Pota"/>
+        <a:font script="Mong" typeface="Mongolian Baiti"/>
+        <a:font script="Viet" typeface="Arial"/>
+        <a:font script="Uigh" typeface="Microsoft Uighur"/>
+        <a:font script="Geor" typeface="Sylfaen"/>
+        <a:font script="Armn" typeface="Arial"/>
+        <a:font script="Bugi" typeface="Leelawadee UI"/>
+        <a:font script="Bopo" typeface="Microsoft JhengHei"/>
+        <a:font script="Java" typeface="Javanese Text"/>
+        <a:font script="Lisu" typeface="Segoe UI"/>
+        <a:font script="Mymr" typeface="Myanmar Text"/>
+        <a:font script="Nkoo" typeface="Ebrima"/>
+        <a:font script="Olck" typeface="Nirmala UI"/>
+        <a:font script="Osma" typeface="Ebrima"/>
+        <a:font script="Phag" typeface="Phagspa"/>
+        <a:font script="Syrn" typeface="Estrangelo Edessa"/>
+        <a:font script="Syrj" typeface="Estrangelo Edessa"/>
+        <a:font script="Syre" typeface="Estrangelo Edessa"/>
+        <a:font script="Sora" typeface="Nirmala UI"/>
+        <a:font script="Tale" typeface="Microsoft Tai Le"/>
+        <a:font script="Talu" typeface="Microsoft New Tai Lue"/>
+        <a:font script="Tfng" typeface="Ebrima"/>
+      </a:minorFont>
+    </a:fontScheme>
+    <a:fmtScheme name="Office">
+      <a:fillStyleLst>
+        <a:solidFill>
+          <a:schemeClr val="phClr"/>
+        </a:solidFill>
+        <a:gradFill rotWithShape="1">
+          <a:gsLst>
+            <a:gs pos="0">
+              <a:schemeClr val="phClr">
+                <a:lumMod val="110000"/>
+                <a:satMod val="105000"/>
+                <a:tint val="67000"/>
+              </a:schemeClr>
+            </a:gs>
+            <a:gs pos="50000">
+              <a:schemeClr val="phClr">
+                <a:lumMod val="105000"/>
+                <a:satMod val="103000"/>
+                <a:tint val="73000"/>
+              </a:schemeClr>
+            </a:gs>
+            <a:gs pos="100000">
+              <a:schemeClr val="phClr">
+                <a:lumMod val="105000"/>
+                <a:satMod val="109000"/>
+                <a:tint val="81000"/>
+              </a:schemeClr>
+            </a:gs>
+          </a:gsLst>
+          <a:lin ang="5400000" scaled="0"/>
+        </a:gradFill>
+        <a:gradFill rotWithShape="1">
+          <a:gsLst>
+            <a:gs pos="0">
+              <a:schemeClr val="phClr">
+                <a:satMod val="103000"/>
+                <a:lumMod val="102000"/>
+                <a:tint val="94000"/>
+              </a:schemeClr>
+            </a:gs>
+            <a:gs pos="50000">
+              <a:schemeClr val="phClr">
+                <a:satMod val="110000"/>
+                <a:lumMod val="100000"/>
+                <a:shade val="100000"/>
+              </a:schemeClr>
+            </a:gs>
+            <a:gs pos="100000">
+              <a:schemeClr val="phClr">
+                <a:lumMod val="99000"/>
+                <a:satMod val="120000"/>
+                <a:shade val="78000"/>
+              </a:schemeClr>
+            </a:gs>
+          </a:gsLst>
+          <a:lin ang="5400000" scaled="0"/>
+        </a:gradFill>
+      </a:fillStyleLst>
+      <a:lnStyleLst>
+        <a:ln w="6350" cap="flat" cmpd="sng" algn="ctr">
+          <a:solidFill>
+            <a:schemeClr val="phClr"/>
+          </a:solidFill>
+          <a:prstDash val="solid"/>
+          <a:miter lim="800000"/>
+        </a:ln>
+        <a:ln w="12700" cap="flat" cmpd="sng" algn="ctr">
+          <a:solidFill>
+            <a:schemeClr val="phClr"/>
+          </a:solidFill>
+          <a:prstDash val="solid"/>
+          <a:miter lim="800000"/>
+        </a:ln>
+        <a:ln w="19050" cap="flat" cmpd="sng" algn="ctr">
+          <a:solidFill>
+            <a:schemeClr val="phClr"/>
+          </a:solidFill>
+          <a:prstDash val="solid"/>
+          <a:miter lim="800000"/>
+        </a:ln>
+      </a:lnStyleLst>
+      <a:effectStyleLst>
+        <a:effectStyle>
+          <a:effectLst/>
+        </a:effectStyle>
+        <a:effectStyle>
+          <a:effectLst/>
+        </a:effectStyle>
+        <a:effectStyle>
+          <a:effectLst>
+            <a:outerShdw blurRad="57150" dist="19050" dir="5400000" algn="ctr" rotWithShape="0">
+              <a:srgbClr val="000000">
+                <a:alpha val="63000"/>
+              </a:srgbClr>
+            </a:outerShdw>
+          </a:effectLst>
+        </a:effectStyle>
+      </a:effectStyleLst>
+      <a:bgFillStyleLst>
+        <a:solidFill>
+          <a:schemeClr val="phClr"/>
+        </a:solidFill>
+        <a:solidFill>
+          <a:schemeClr val="phClr">
+            <a:tint val="95000"/>
+            <a:satMod val="170000"/>
+          </a:schemeClr>
+        </a:solidFill>
+        <a:gradFill rotWithShape="1">
+          <a:gsLst>
+            <a:gs pos="0">
+              <a:schemeClr val="phClr">
+                <a:tint val="93000"/>
+                <a:satMod val="150000"/>
+                <a:shade val="98000"/>
+                <a:lumMod val="102000"/>
+              </a:schemeClr>
+            </a:gs>
+            <a:gs pos="50000">
+              <a:schemeClr val="phClr">
+                <a:tint val="98000"/>
+                <a:satMod val="130000"/>
+                <a:shade val="90000"/>
+                <a:lumMod val="103000"/>
+              </a:schemeClr>
+            </a:gs>
+            <a:gs pos="100000">
+              <a:schemeClr val="phClr">
+                <a:shade val="63000"/>
+                <a:satMod val="120000"/>
+              </a:schemeClr>
+            </a:gs>
+          </a:gsLst>
+          <a:lin ang="5400000" scaled="0"/>
+        </a:gradFill>
+      </a:bgFillStyleLst>
+    </a:fmtScheme>
+  </a:themeElements>
+  <a:objectDefaults/>
+  <a:extraClrSchemeLst/>
+  <a:extLst>
+    <a:ext uri="{05A4C25C-085E-4340-85A3-A5531E510DB2}">
+      <thm15:themeFamily xmlns:thm15="http://schemas.microsoft.com/office/thememl/2012/main" name="Office Theme" id="{62F939B6-93AF-4DB8-9C6B-D6C7DFDC589F}" vid="{4A3C46E8-61CC-4603-A589-7422A47A8E4A}"/>
+    </a:ext>
+  </a:extLst>
+</a:theme>
 </file>